--- a/pr-preview/pr-179/chapters/citations-evidence-tracked-changes.docx
+++ b/pr-preview/pr-179/chapters/citations-evidence-tracked-changes.docx
@@ -16,7 +16,7 @@
       </w:pPr>
       <w:del w:id="1" w:author="PR Preview" w:date="2026-01-01T00:00:00Z">
         <w:r>
-          <w:delText xml:space="preserve">Last modified: 2026-10-13 13:21:25 (PDT)</w:delText>
+          <w:delText xml:space="preserve">Last modified: 2026-10-16 10:23:00 (PDT)</w:delText>
         </w:r>
       </w:del>
     </w:p>
@@ -26,7 +26,7 @@
       </w:pPr>
       <w:ins w:id="2" w:author="PR Preview" w:date="2026-01-01T00:00:00Z">
         <w:r>
-          <w:t xml:space="preserve">Last modified: 2026-10-13 14:24:09 (PDT)</w:t>
+          <w:t xml:space="preserve">Last modified: 2026-10-16 10:25:49 (PDT)</w:t>
         </w:r>
       </w:ins>
     </w:p>
@@ -2300,7 +2300,7 @@
       </w:r>
     </w:p>
     <w:bookmarkEnd w:id="27"/>
-    <w:bookmarkStart w:id="33" w:name="link-liberally"/>
+    <w:bookmarkStart w:id="34" w:name="link-liberally"/>
     <w:p>
       <w:pPr>
         <w:pStyle w:val="Heading2"/>
@@ -2380,12 +2380,61 @@
         </w:numPr>
       </w:pPr>
       <w:r>
+        <w:t xml:space="preserve">a definition, theorem or named method to its</w:t>
+      </w:r>
+      <w:r>
+        <w:t xml:space="preserve"> </w:t>
+      </w:r>
+      <w:hyperlink r:id="rId28">
+        <w:r>
+          <w:rPr>
+            <w:rStyle w:val="Hyperlink"/>
+          </w:rPr>
+          <w:t xml:space="preserve">Wikipedia</w:t>
+        </w:r>
+      </w:hyperlink>
+      <w:r>
+        <w:t xml:space="preserve"> </w:t>
+      </w:r>
+      <w:r>
+        <w:t xml:space="preserve">article, when one exists</w:t>
+      </w:r>
+      <w:r>
+        <w:t xml:space="preserve"> </w:t>
+      </w:r>
+      <w:r>
+        <w:t xml:space="preserve">(see</w:t>
+      </w:r>
+      <w:r>
+        <w:t xml:space="preserve"> </w:t>
+      </w:r>
+      <w:hyperlink w:anchor="link-to-wikipedia-but-do-not-cite-it">
+        <w:r>
+          <w:rPr>
+            <w:rStyle w:val="Hyperlink"/>
+          </w:rPr>
+          <w:t xml:space="preserve">Link to Wikipedia, but do not cite it</w:t>
+        </w:r>
+      </w:hyperlink>
+      <w:r>
+        <w:t xml:space="preserve">);</w:t>
+      </w:r>
+    </w:p>
+    <w:p>
+      <w:pPr>
+        <w:pStyle w:val="Compact"/>
+        <w:numPr>
+          <w:ilvl w:val="0"/>
+          <w:numId w:val="1014"/>
+        </w:numPr>
+      </w:pPr>
+      <w:r>
         <w:t xml:space="preserve">a cited source to its</w:t>
       </w:r>
       <w:r>
         <w:t xml:space="preserve"> </w:t>
       </w:r>
-      <w:hyperlink r:id="rId28">
+      <w:hyperlink r:id="rId29">
         <w:r>
           <w:rPr>
             <w:rStyle w:val="Hyperlink"/>
@@ -2440,7 +2489,7 @@
       <w:r>
         <w:t xml:space="preserve"> </w:t>
       </w:r>
-      <w:hyperlink r:id="rId29">
+      <w:hyperlink r:id="rId30">
         <w:r>
           <w:rPr>
             <w:rStyle w:val="Hyperlink"/>
@@ -2549,7 +2598,7 @@
         <w:t xml:space="preserve">the target is unstable, and a stable alternative such as a DOI exists.</w:t>
       </w:r>
     </w:p>
-    <w:bookmarkStart w:id="32" w:name="exm-link-liberally"/>
+    <w:bookmarkStart w:id="33" w:name="exm-link-liberally"/>
     <w:p>
       <w:pPr>
         <w:pStyle w:val="FirstParagraph"/>
@@ -2592,7 +2641,7 @@
       <w:r>
         <w:t xml:space="preserve"> </w:t>
       </w:r>
-      <w:hyperlink r:id="rId30">
+      <w:hyperlink r:id="rId31">
         <w:r>
           <w:rPr>
             <w:rStyle w:val="Hyperlink"/>
@@ -2615,7 +2664,7 @@
       <w:r>
         <w:t xml:space="preserve"> </w:t>
       </w:r>
-      <w:hyperlink r:id="rId31">
+      <w:hyperlink r:id="rId32">
         <w:r>
           <w:rPr>
             <w:rStyle w:val="Hyperlink"/>
@@ -2662,15 +2711,15 @@
         <w:t xml:space="preserve">can now follow the link instead of searching.</w:t>
       </w:r>
     </w:p>
-    <w:bookmarkEnd w:id="32"/>
     <w:bookmarkEnd w:id="33"/>
-    <w:bookmarkStart w:id="34" w:name="best-practices"/>
+    <w:bookmarkEnd w:id="34"/>
+    <w:bookmarkStart w:id="37" w:name="link-to-wikipedia-but-do-not-cite-it"/>
     <w:p>
       <w:pPr>
         <w:pStyle w:val="Heading2"/>
       </w:pPr>
       <w:r>
-        <w:t xml:space="preserve">8 Best practices</w:t>
+        <w:t xml:space="preserve">8 Link to Wikipedia, but do not cite it</w:t>
       </w:r>
     </w:p>
     <w:p>
@@ -2678,7 +2727,92 @@
         <w:pStyle w:val="FirstParagraph"/>
       </w:pPr>
       <w:r>
-        <w:t xml:space="preserve">To effectively support your claims:</w:t>
+        <w:t xml:space="preserve">Wikipedia is free to every reader,</w:t>
+      </w:r>
+      <w:r>
+        <w:t xml:space="preserve"> </w:t>
+      </w:r>
+      <w:r>
+        <w:t xml:space="preserve">and its articles on definitions, theorems and methods are usually reliable enough</w:t>
+      </w:r>
+      <w:r>
+        <w:t xml:space="preserve"> </w:t>
+      </w:r>
+      <w:r>
+        <w:t xml:space="preserve">to orient a newcomer.</w:t>
+      </w:r>
+      <w:r>
+        <w:t xml:space="preserve"> </w:t>
+      </w:r>
+      <w:r>
+        <w:t xml:space="preserve">So link each definition, theorem or named method to its Wikipedia article whenever one exists:</w:t>
+      </w:r>
+      <w:r>
+        <w:t xml:space="preserve"> </w:t>
+      </w:r>
+      <w:r>
+        <w:t xml:space="preserve">the link gives readers a second, free explanation</w:t>
+      </w:r>
+      <w:r>
+        <w:t xml:space="preserve"> </w:t>
+      </w:r>
+      <w:r>
+        <w:t xml:space="preserve">without leaving them to search for it.</w:t>
+      </w:r>
+    </w:p>
+    <w:p>
+      <w:pPr>
+        <w:pStyle w:val="BodyText"/>
+      </w:pPr>
+      <w:r>
+        <w:t xml:space="preserve">Link, however, does not mean cite.</w:t>
+      </w:r>
+      <w:r>
+        <w:t xml:space="preserve"> </w:t>
+      </w:r>
+      <w:r>
+        <w:t xml:space="preserve">The link tells the reader where to read more;</w:t>
+      </w:r>
+      <w:r>
+        <w:t xml:space="preserve"> </w:t>
+      </w:r>
+      <w:r>
+        <w:t xml:space="preserve">the evidence for a claim still comes from the primary source,</w:t>
+      </w:r>
+      <w:r>
+        <w:t xml:space="preserve"> </w:t>
+      </w:r>
+      <w:r>
+        <w:t xml:space="preserve">as</w:t>
+      </w:r>
+      <w:r>
+        <w:t xml:space="preserve"> </w:t>
+      </w:r>
+      <w:hyperlink w:anchor="sources-to-generally-avoid">
+        <w:r>
+          <w:rPr>
+            <w:rStyle w:val="Hyperlink"/>
+          </w:rPr>
+          <w:t xml:space="preserve">Sources to generally avoid</w:t>
+        </w:r>
+      </w:hyperlink>
+      <w:r>
+        <w:t xml:space="preserve"> </w:t>
+      </w:r>
+      <w:r>
+        <w:t xml:space="preserve">explains.</w:t>
+      </w:r>
+      <w:r>
+        <w:t xml:space="preserve"> </w:t>
+      </w:r>
+      <w:r>
+        <w:t xml:space="preserve">When you do both, put the Wikipedia link beside the definition</w:t>
+      </w:r>
+      <w:r>
+        <w:t xml:space="preserve"> </w:t>
+      </w:r>
+      <w:r>
+        <w:t xml:space="preserve">and the citation beside the claim.</w:t>
       </w:r>
     </w:p>
     <w:p>
@@ -2688,30 +2822,194 @@
           <w:ilvl w:val="0"/>
           <w:numId w:val="1016"/>
         </w:numPr>
+      </w:pPr>
+      <w:r>
+        <w:t xml:space="preserve">Link the article for the specific concept, not a broader article that mentions it.</w:t>
+      </w:r>
+    </w:p>
+    <w:p>
+      <w:pPr>
+        <w:pStyle w:val="Compact"/>
+        <w:numPr>
+          <w:ilvl w:val="0"/>
+          <w:numId w:val="1016"/>
+        </w:numPr>
+      </w:pPr>
+      <w:r>
+        <w:t xml:space="preserve">Read the article’s definition before linking it,</w:t>
+      </w:r>
+      <w:r>
+        <w:t xml:space="preserve"> </w:t>
+      </w:r>
+      <w:r>
+        <w:t xml:space="preserve">because notation and conventions vary,</w:t>
+      </w:r>
+      <w:r>
+        <w:t xml:space="preserve"> </w:t>
+      </w:r>
+      <w:r>
+        <w:t xml:space="preserve">and a reader who follows the link should find the same concept you defined.</w:t>
+      </w:r>
+      <w:r>
+        <w:t xml:space="preserve"> </w:t>
+      </w:r>
+      <w:r>
+        <w:t xml:space="preserve">If the article’s convention differs from yours, say how.</w:t>
+      </w:r>
+    </w:p>
+    <w:p>
+      <w:pPr>
+        <w:pStyle w:val="Compact"/>
+        <w:numPr>
+          <w:ilvl w:val="0"/>
+          <w:numId w:val="1016"/>
+        </w:numPr>
+      </w:pPr>
+      <w:r>
+        <w:t xml:space="preserve">Use a stable link to the article, not to a search result.</w:t>
+      </w:r>
+    </w:p>
+    <w:p>
+      <w:pPr>
+        <w:pStyle w:val="Compact"/>
+        <w:numPr>
+          <w:ilvl w:val="0"/>
+          <w:numId w:val="1016"/>
+        </w:numPr>
+      </w:pPr>
+      <w:r>
+        <w:t xml:space="preserve">Link a term once where it is defined, not at every use;</w:t>
+      </w:r>
+      <w:r>
+        <w:t xml:space="preserve"> </w:t>
+      </w:r>
+      <w:r>
+        <w:t xml:space="preserve">later uses link to your own definition.</w:t>
+      </w:r>
+    </w:p>
+    <w:bookmarkStart w:id="36" w:name="exm-link-wikipedia"/>
+    <w:p>
+      <w:pPr>
+        <w:pStyle w:val="FirstParagraph"/>
       </w:pPr>
       <w:r>
         <w:rPr>
           <w:b/>
           <w:bCs/>
         </w:rPr>
-        <w:t xml:space="preserve">Cite as you write</w:t>
-      </w:r>
-      <w:r>
-        <w:t xml:space="preserve">: Add citations immediately when making claims, rather than planning to</w:t>
-      </w:r>
-      <w:r>
-        <w:t xml:space="preserve"> </w:t>
-      </w:r>
-      <w:r>
-        <w:t xml:space="preserve">“add references later”</w:t>
-      </w:r>
-    </w:p>
-    <w:p>
-      <w:pPr>
-        <w:pStyle w:val="Compact"/>
-        <w:numPr>
-          <w:ilvl w:val="0"/>
-          <w:numId w:val="1016"/>
+        <w:t xml:space="preserve">Example 3 (Linking a definition to Wikipedia)</w:t>
+      </w:r>
+      <w:r>
+        <w:t xml:space="preserve"> </w:t>
+      </w:r>
+      <w:r>
+        <w:t xml:space="preserve"> </w:t>
+      </w:r>
+    </w:p>
+    <w:p>
+      <w:pPr>
+        <w:pStyle w:val="BlockText"/>
+      </w:pPr>
+      <w:r>
+        <w:t xml:space="preserve">❌ A</w:t>
+      </w:r>
+      <w:r>
+        <w:t xml:space="preserve"> </w:t>
+      </w:r>
+      <w:r>
+        <w:rPr>
+          <w:i/>
+          <w:iCs/>
+        </w:rPr>
+        <w:t xml:space="preserve">Poisson random variable</w:t>
+      </w:r>
+      <w:r>
+        <w:t xml:space="preserve"> </w:t>
+      </w:r>
+      <w:r>
+        <w:t xml:space="preserve">counts events in a fixed interval.</w:t>
+      </w:r>
+    </w:p>
+    <w:p>
+      <w:pPr>
+        <w:pStyle w:val="BlockText"/>
+      </w:pPr>
+      <w:r>
+        <w:t xml:space="preserve">✅ A</w:t>
+      </w:r>
+      <w:r>
+        <w:t xml:space="preserve"> </w:t>
+      </w:r>
+      <w:r>
+        <w:rPr>
+          <w:i/>
+          <w:iCs/>
+        </w:rPr>
+        <w:t xml:space="preserve">Poisson random variable</w:t>
+      </w:r>
+      <w:r>
+        <w:t xml:space="preserve"> </w:t>
+      </w:r>
+      <w:r>
+        <w:t xml:space="preserve">counts events in a fixed interval</w:t>
+      </w:r>
+      <w:r>
+        <w:t xml:space="preserve"> </w:t>
+      </w:r>
+      <w:r>
+        <w:t xml:space="preserve">(</w:t>
+      </w:r>
+      <w:hyperlink r:id="rId35">
+        <w:r>
+          <w:rPr>
+            <w:rStyle w:val="Hyperlink"/>
+          </w:rPr>
+          <w:t xml:space="preserve">Wikipedia: Poisson distribution</w:t>
+        </w:r>
+      </w:hyperlink>
+      <w:r>
+        <w:t xml:space="preserve">).</w:t>
+      </w:r>
+    </w:p>
+    <w:p>
+      <w:pPr>
+        <w:pStyle w:val="FirstParagraph"/>
+      </w:pPr>
+      <w:r>
+        <w:t xml:space="preserve">A reader who wants another presentation of the Poisson distribution now has one,</w:t>
+      </w:r>
+      <w:r>
+        <w:t xml:space="preserve"> </w:t>
+      </w:r>
+      <w:r>
+        <w:t xml:space="preserve">and the definition itself still comes from your own text.</w:t>
+      </w:r>
+    </w:p>
+    <w:bookmarkEnd w:id="36"/>
+    <w:bookmarkEnd w:id="37"/>
+    <w:bookmarkStart w:id="38" w:name="best-practices"/>
+    <w:p>
+      <w:pPr>
+        <w:pStyle w:val="Heading2"/>
+      </w:pPr>
+      <w:r>
+        <w:t xml:space="preserve">9 Best practices</w:t>
+      </w:r>
+    </w:p>
+    <w:p>
+      <w:pPr>
+        <w:pStyle w:val="FirstParagraph"/>
+      </w:pPr>
+      <w:r>
+        <w:t xml:space="preserve">To effectively support your claims:</w:t>
+      </w:r>
+    </w:p>
+    <w:p>
+      <w:pPr>
+        <w:pStyle w:val="Compact"/>
+        <w:numPr>
+          <w:ilvl w:val="0"/>
+          <w:numId w:val="1017"/>
         </w:numPr>
       </w:pPr>
       <w:r>
@@ -2719,18 +3017,24 @@
           <w:b/>
           <w:bCs/>
         </w:rPr>
-        <w:t xml:space="preserve">Use citation management tools</w:t>
-      </w:r>
-      <w:r>
-        <w:t xml:space="preserve">: Software like Zotero, Mendeley, or BibTeX helps organize and format references correctly</w:t>
-      </w:r>
-    </w:p>
-    <w:p>
-      <w:pPr>
-        <w:pStyle w:val="Compact"/>
-        <w:numPr>
-          <w:ilvl w:val="0"/>
-          <w:numId w:val="1016"/>
+        <w:t xml:space="preserve">Cite as you write</w:t>
+      </w:r>
+      <w:r>
+        <w:t xml:space="preserve">: Add citations immediately when making claims, rather than planning to</w:t>
+      </w:r>
+      <w:r>
+        <w:t xml:space="preserve"> </w:t>
+      </w:r>
+      <w:r>
+        <w:t xml:space="preserve">“add references later”</w:t>
+      </w:r>
+    </w:p>
+    <w:p>
+      <w:pPr>
+        <w:pStyle w:val="Compact"/>
+        <w:numPr>
+          <w:ilvl w:val="0"/>
+          <w:numId w:val="1017"/>
         </w:numPr>
       </w:pPr>
       <w:r>
@@ -2738,18 +3042,18 @@
           <w:b/>
           <w:bCs/>
         </w:rPr>
-        <w:t xml:space="preserve">Check your citations</w:t>
-      </w:r>
-      <w:r>
-        <w:t xml:space="preserve">: Before submitting, verify that every citation supports its associated claim</w:t>
-      </w:r>
-    </w:p>
-    <w:p>
-      <w:pPr>
-        <w:pStyle w:val="Compact"/>
-        <w:numPr>
-          <w:ilvl w:val="0"/>
-          <w:numId w:val="1016"/>
+        <w:t xml:space="preserve">Use citation management tools</w:t>
+      </w:r>
+      <w:r>
+        <w:t xml:space="preserve">: Software like Zotero, Mendeley, or BibTeX helps organize and format references correctly</w:t>
+      </w:r>
+    </w:p>
+    <w:p>
+      <w:pPr>
+        <w:pStyle w:val="Compact"/>
+        <w:numPr>
+          <w:ilvl w:val="0"/>
+          <w:numId w:val="1017"/>
         </w:numPr>
       </w:pPr>
       <w:r>
@@ -2757,39 +3061,18 @@
           <w:b/>
           <w:bCs/>
         </w:rPr>
-        <w:t xml:space="preserve">Provide context</w:t>
-      </w:r>
-      <w:r>
-        <w:t xml:space="preserve">: Help readers understand why a source is relevant (for example,</w:t>
-      </w:r>
-      <w:r>
-        <w:t xml:space="preserve"> </w:t>
-      </w:r>
-      <w:r>
-        <w:t xml:space="preserve">“Smith et al. (2020) demonstrated that…”</w:t>
-      </w:r>
-      <w:r>
-        <w:t xml:space="preserve"> </w:t>
-      </w:r>
-      <w:r>
-        <w:t xml:space="preserve">rather than just</w:t>
-      </w:r>
-      <w:r>
-        <w:t xml:space="preserve"> </w:t>
-      </w:r>
-      <w:r>
-        <w:t xml:space="preserve">“(Smith et al., 2020)”</w:t>
-      </w:r>
-      <w:r>
-        <w:t xml:space="preserve">)</w:t>
-      </w:r>
-    </w:p>
-    <w:p>
-      <w:pPr>
-        <w:pStyle w:val="Compact"/>
-        <w:numPr>
-          <w:ilvl w:val="0"/>
-          <w:numId w:val="1016"/>
+        <w:t xml:space="preserve">Check your citations</w:t>
+      </w:r>
+      <w:r>
+        <w:t xml:space="preserve">: Before submitting, verify that every citation supports its associated claim</w:t>
+      </w:r>
+    </w:p>
+    <w:p>
+      <w:pPr>
+        <w:pStyle w:val="Compact"/>
+        <w:numPr>
+          <w:ilvl w:val="0"/>
+          <w:numId w:val="1017"/>
         </w:numPr>
       </w:pPr>
       <w:r>
@@ -2797,18 +3080,39 @@
           <w:b/>
           <w:bCs/>
         </w:rPr>
-        <w:t xml:space="preserve">Balance primary and review sources</w:t>
-      </w:r>
-      <w:r>
-        <w:t xml:space="preserve">: Use primary sources for specific findings, reviews for general background</w:t>
-      </w:r>
-    </w:p>
-    <w:p>
-      <w:pPr>
-        <w:pStyle w:val="Compact"/>
-        <w:numPr>
-          <w:ilvl w:val="0"/>
-          <w:numId w:val="1016"/>
+        <w:t xml:space="preserve">Provide context</w:t>
+      </w:r>
+      <w:r>
+        <w:t xml:space="preserve">: Help readers understand why a source is relevant (for example,</w:t>
+      </w:r>
+      <w:r>
+        <w:t xml:space="preserve"> </w:t>
+      </w:r>
+      <w:r>
+        <w:t xml:space="preserve">“Smith et al. (2020) demonstrated that…”</w:t>
+      </w:r>
+      <w:r>
+        <w:t xml:space="preserve"> </w:t>
+      </w:r>
+      <w:r>
+        <w:t xml:space="preserve">rather than just</w:t>
+      </w:r>
+      <w:r>
+        <w:t xml:space="preserve"> </w:t>
+      </w:r>
+      <w:r>
+        <w:t xml:space="preserve">“(Smith et al., 2020)”</w:t>
+      </w:r>
+      <w:r>
+        <w:t xml:space="preserve">)</w:t>
+      </w:r>
+    </w:p>
+    <w:p>
+      <w:pPr>
+        <w:pStyle w:val="Compact"/>
+        <w:numPr>
+          <w:ilvl w:val="0"/>
+          <w:numId w:val="1017"/>
         </w:numPr>
       </w:pPr>
       <w:r>
@@ -2816,18 +3120,18 @@
           <w:b/>
           <w:bCs/>
         </w:rPr>
-        <w:t xml:space="preserve">Stay current</w:t>
-      </w:r>
-      <w:r>
-        <w:t xml:space="preserve">: Supplement foundational older references with recent work showing the current state of knowledge</w:t>
-      </w:r>
-    </w:p>
-    <w:p>
-      <w:pPr>
-        <w:pStyle w:val="Compact"/>
-        <w:numPr>
-          <w:ilvl w:val="0"/>
-          <w:numId w:val="1016"/>
+        <w:t xml:space="preserve">Balance primary and review sources</w:t>
+      </w:r>
+      <w:r>
+        <w:t xml:space="preserve">: Use primary sources for specific findings, reviews for general background</w:t>
+      </w:r>
+    </w:p>
+    <w:p>
+      <w:pPr>
+        <w:pStyle w:val="Compact"/>
+        <w:numPr>
+          <w:ilvl w:val="0"/>
+          <w:numId w:val="1017"/>
         </w:numPr>
       </w:pPr>
       <w:r>
@@ -2835,405 +3139,10 @@
           <w:b/>
           <w:bCs/>
         </w:rPr>
-        <w:t xml:space="preserve">Cite diverse sources</w:t>
-      </w:r>
-      <w:r>
-        <w:t xml:space="preserve">: When possible, include work from different research groups and perspectives</w:t>
-      </w:r>
-    </w:p>
-    <w:bookmarkEnd w:id="34"/>
-    <w:bookmarkStart w:id="35" w:name="quote-the-original"/>
-    <w:p>
-      <w:pPr>
-        <w:pStyle w:val="Heading2"/>
-      </w:pPr>
-      <w:r>
-        <w:t xml:space="preserve">9 Quote the original</w:t>
-      </w:r>
-    </w:p>
-    <w:p>
-      <w:pPr>
-        <w:pStyle w:val="FirstParagraph"/>
-      </w:pPr>
-      <w:r>
-        <w:t xml:space="preserve">Quote and cite the source that said it,</w:t>
-      </w:r>
-      <w:r>
-        <w:t xml:space="preserve"> </w:t>
-      </w:r>
-      <w:r>
-        <w:t xml:space="preserve">not a later source that quotes it.</w:t>
-      </w:r>
-      <w:r>
-        <w:t xml:space="preserve"> </w:t>
-      </w:r>
-      <w:r>
-        <w:t xml:space="preserve">Check the wording and the page against the original.</w:t>
-      </w:r>
-    </w:p>
-    <w:p>
-      <w:pPr>
-        <w:pStyle w:val="BlockText"/>
-      </w:pPr>
-      <w:r>
-        <w:t xml:space="preserve">❌ Mitchell (1997), as quoted in Goodfellow et al. (2016), defines …</w:t>
-      </w:r>
-    </w:p>
-    <w:p>
-      <w:pPr>
-        <w:pStyle w:val="BlockText"/>
-      </w:pPr>
-      <w:r>
-        <w:t xml:space="preserve">✅</w:t>
-      </w:r>
-      <w:r>
-        <w:t xml:space="preserve"> </w:t>
-      </w:r>
-      <w:r>
-        <w:t xml:space="preserve">“A computer program is said to learn …”</w:t>
-      </w:r>
-      <w:r>
-        <w:t xml:space="preserve"> </w:t>
-      </w:r>
-      <w:r>
-        <w:t xml:space="preserve">(Mitchell 1997)</w:t>
-      </w:r>
-    </w:p>
-    <w:bookmarkEnd w:id="35"/>
-    <w:bookmarkStart w:id="36" w:name="put-the-content-first"/>
-    <w:p>
-      <w:pPr>
-        <w:pStyle w:val="Heading2"/>
-      </w:pPr>
-      <w:r>
-        <w:t xml:space="preserve">10 Put the content first</w:t>
-      </w:r>
-    </w:p>
-    <w:p>
-      <w:pPr>
-        <w:pStyle w:val="FirstParagraph"/>
-      </w:pPr>
-      <w:r>
-        <w:t xml:space="preserve">Headings and sentences should name the topic, not its author:</w:t>
-      </w:r>
-      <w:r>
-        <w:t xml:space="preserve"> </w:t>
-      </w:r>
-      <w:r>
-        <w:t xml:space="preserve">“A formal definition of machine learning”</w:t>
-      </w:r>
-      <w:r>
-        <w:t xml:space="preserve">,</w:t>
-      </w:r>
-      <w:r>
-        <w:t xml:space="preserve"> </w:t>
-      </w:r>
-      <w:r>
-        <w:t xml:space="preserve">not</w:t>
-      </w:r>
-      <w:r>
-        <w:t xml:space="preserve"> </w:t>
-      </w:r>
-      <w:r>
-        <w:t xml:space="preserve">“Mitchell’s definition”</w:t>
-      </w:r>
-      <w:r>
-        <w:t xml:space="preserve">.</w:t>
-      </w:r>
-      <w:r>
-        <w:t xml:space="preserve"> </w:t>
-      </w:r>
-      <w:r>
-        <w:t xml:space="preserve">Follow a quotation with its citation alone,</w:t>
-      </w:r>
-      <w:r>
-        <w:t xml:space="preserve"> </w:t>
-      </w:r>
-      <w:r>
-        <w:t xml:space="preserve">without commentary on who said it or where it was repeated.</w:t>
-      </w:r>
-    </w:p>
-    <w:bookmarkEnd w:id="36"/>
-    <w:bookmarkStart w:id="38" w:name="adapting-another-courses-material"/>
-    <w:p>
-      <w:pPr>
-        <w:pStyle w:val="Heading2"/>
-      </w:pPr>
-      <w:r>
-        <w:t xml:space="preserve">11 Adapting another course’s material</w:t>
-      </w:r>
-    </w:p>
-    <w:p>
-      <w:pPr>
-        <w:pStyle w:val="FirstParagraph"/>
-      </w:pPr>
-      <w:r>
-        <w:t xml:space="preserve">When teaching material draws on another course,</w:t>
-      </w:r>
-      <w:r>
-        <w:t xml:space="preserve"> </w:t>
-      </w:r>
-      <w:r>
-        <w:t xml:space="preserve">write your own version of the content</w:t>
-      </w:r>
-      <w:r>
-        <w:t xml:space="preserve"> </w:t>
-      </w:r>
-      <w:r>
-        <w:t xml:space="preserve">rather than summarizing how that course presents it.</w:t>
-      </w:r>
-      <w:r>
-        <w:t xml:space="preserve"> </w:t>
-      </w:r>
-      <w:r>
-        <w:t xml:space="preserve">Credit the source in a note at the start or end of the adapted section.</w:t>
-      </w:r>
-    </w:p>
-    <w:p>
-      <w:pPr>
-        <w:pStyle w:val="BodyText"/>
-      </w:pPr>
-      <w:r>
-        <w:t xml:space="preserve">Put that note in a div, never in running prose.</w:t>
-      </w:r>
-      <w:r>
-        <w:t xml:space="preserve"> </w:t>
-      </w:r>
-      <w:r>
-        <w:t xml:space="preserve">An attribution is not part of the argument,</w:t>
-      </w:r>
-      <w:r>
-        <w:t xml:space="preserve"> </w:t>
-      </w:r>
-      <w:r>
-        <w:t xml:space="preserve">and a reader skimming the section should be able to tell it apart</w:t>
-      </w:r>
-      <w:r>
-        <w:t xml:space="preserve"> </w:t>
-      </w:r>
-      <w:r>
-        <w:t xml:space="preserve">from the content it credits.</w:t>
-      </w:r>
-      <w:r>
-        <w:t xml:space="preserve"> </w:t>
-      </w:r>
-      <w:r>
-        <w:t xml:space="preserve">In Quarto, use a collapsed</w:t>
-      </w:r>
-      <w:r>
-        <w:t xml:space="preserve"> </w:t>
-      </w:r>
-      <w:r>
-        <w:rPr>
-          <w:rStyle w:val="VerbatimChar"/>
-        </w:rPr>
-        <w:t xml:space="preserve">.callout-note</w:t>
-      </w:r>
-      <w:r>
-        <w:t xml:space="preserve"> </w:t>
-      </w:r>
-      <w:r>
-        <w:t xml:space="preserve">titled</w:t>
-      </w:r>
-      <w:r>
-        <w:t xml:space="preserve"> </w:t>
-      </w:r>
-      <w:r>
-        <w:t xml:space="preserve">“Source”</w:t>
-      </w:r>
-      <w:r>
-        <w:t xml:space="preserve">,</w:t>
-      </w:r>
-      <w:r>
-        <w:t xml:space="preserve"> </w:t>
-      </w:r>
-      <w:r>
-        <w:t xml:space="preserve">which frames the credit and keeps it out of the way on the page.</w:t>
-      </w:r>
-      <w:r>
-        <w:t xml:space="preserve"> </w:t>
-      </w:r>
-      <w:r>
-        <w:t xml:space="preserve">A</w:t>
-      </w:r>
-      <w:r>
-        <w:t xml:space="preserve"> </w:t>
-      </w:r>
-      <w:r>
-        <w:rPr>
-          <w:rStyle w:val="VerbatimChar"/>
-        </w:rPr>
-        <w:t xml:space="preserve">::: notes</w:t>
-      </w:r>
-      <w:r>
-        <w:t xml:space="preserve"> </w:t>
-      </w:r>
-      <w:r>
-        <w:t xml:space="preserve">div keeps the credit out of the slides,</w:t>
-      </w:r>
-      <w:r>
-        <w:t xml:space="preserve"> </w:t>
-      </w:r>
-      <w:r>
-        <w:t xml:space="preserve">but on an HTML page it renders as a plain unstyled</w:t>
-      </w:r>
-      <w:r>
-        <w:t xml:space="preserve"> </w:t>
-      </w:r>
-      <w:r>
-        <w:rPr>
-          <w:rStyle w:val="VerbatimChar"/>
-        </w:rPr>
-        <w:t xml:space="preserve">&lt;div&gt;</w:t>
-      </w:r>
-      <w:r>
-        <w:t xml:space="preserve">,</w:t>
-      </w:r>
-      <w:r>
-        <w:t xml:space="preserve"> </w:t>
-      </w:r>
-      <w:r>
-        <w:t xml:space="preserve">which looks like running prose;</w:t>
-      </w:r>
-      <w:r>
-        <w:t xml:space="preserve"> </w:t>
-      </w:r>
-      <w:r>
-        <w:t xml:space="preserve">use it only on a site whose stylesheet sets</w:t>
-      </w:r>
-      <w:r>
-        <w:t xml:space="preserve"> </w:t>
-      </w:r>
-      <w:r>
-        <w:rPr>
-          <w:rStyle w:val="VerbatimChar"/>
-        </w:rPr>
-        <w:t xml:space="preserve">.notes</w:t>
-      </w:r>
-      <w:r>
-        <w:t xml:space="preserve"> </w:t>
-      </w:r>
-      <w:r>
-        <w:t xml:space="preserve">apart.</w:t>
-      </w:r>
-    </w:p>
-    <w:p>
-      <w:pPr>
-        <w:pStyle w:val="BodyText"/>
-      </w:pPr>
-      <w:r>
-        <w:t xml:space="preserve">The same applies to license notices</w:t>
-      </w:r>
-      <w:r>
-        <w:t xml:space="preserve"> </w:t>
-      </w:r>
-      <w:r>
-        <w:t xml:space="preserve">and to statements of how the adaptation differs from the source.</w:t>
-      </w:r>
-    </w:p>
-    <w:p>
-      <w:pPr>
-        <w:pStyle w:val="BodyText"/>
-      </w:pPr>
-      <w:r>
-        <w:t xml:space="preserve">❌ A plain paragraph between the heading and the first definition:</w:t>
-      </w:r>
-    </w:p>
-    <w:p>
-      <w:pPr>
-        <w:pStyle w:val="SourceCode"/>
-      </w:pPr>
-      <w:r>
-        <w:rPr>
-          <w:rStyle w:val="NormalTok"/>
-        </w:rPr>
-        <w:t xml:space="preserve">This section is adapted from @zhou2024, used under the MIT License.</w:t>
-      </w:r>
-    </w:p>
-    <w:p>
-      <w:pPr>
-        <w:pStyle w:val="FirstParagraph"/>
-      </w:pPr>
-      <w:r>
-        <w:t xml:space="preserve">✅ The same credit in a collapsed callout:</w:t>
-      </w:r>
-    </w:p>
-    <w:p>
-      <w:pPr>
-        <w:pStyle w:val="SourceCode"/>
-      </w:pPr>
-      <w:r>
-        <w:rPr>
-          <w:rStyle w:val="NormalTok"/>
-        </w:rPr>
-        <w:t xml:space="preserve">::: {.callout-note collapse="true"}</w:t>
-      </w:r>
-      <w:r>
-        <w:br/>
-      </w:r>
-      <w:r>
-        <w:rPr>
-          <w:rStyle w:val="FunctionTok"/>
-        </w:rPr>
-        <w:t xml:space="preserve">#### Source</w:t>
-      </w:r>
-      <w:r>
-        <w:br/>
-      </w:r>
-      <w:r>
-        <w:br/>
-      </w:r>
-      <w:r>
-        <w:rPr>
-          <w:rStyle w:val="NormalTok"/>
-        </w:rPr>
-        <w:t xml:space="preserve">This section is adapted from @zhou2024, used under the MIT License.</w:t>
-      </w:r>
-      <w:r>
-        <w:br/>
-      </w:r>
-      <w:r>
-        <w:rPr>
-          <w:rStyle w:val="NormalTok"/>
-        </w:rPr>
-        <w:t xml:space="preserve">:::</w:t>
-      </w:r>
-    </w:p>
-    <w:bookmarkStart w:id="37" w:name="material-from-your-own-repositories"/>
-    <w:p>
-      <w:pPr>
-        <w:pStyle w:val="Heading3"/>
-      </w:pPr>
-      <w:r>
-        <w:t xml:space="preserve">11.1 Material from your own repositories</w:t>
-      </w:r>
-    </w:p>
-    <w:p>
-      <w:pPr>
-        <w:pStyle w:val="FirstParagraph"/>
-      </w:pPr>
-      <w:r>
-        <w:t xml:space="preserve">Material moved between repositories you maintain needs no credit to those repositories.</w:t>
-      </w:r>
-      <w:r>
-        <w:t xml:space="preserve"> </w:t>
-      </w:r>
-      <w:r>
-        <w:t xml:space="preserve">When lecture notes move from one course repository to another,</w:t>
-      </w:r>
-      <w:r>
-        <w:t xml:space="preserve"> </w:t>
-      </w:r>
-      <w:r>
-        <w:t xml:space="preserve">leave the sister-repository credit out of the new work.</w:t>
-      </w:r>
-    </w:p>
-    <w:p>
-      <w:pPr>
-        <w:pStyle w:val="BodyText"/>
-      </w:pPr>
-      <w:r>
-        <w:t xml:space="preserve">Carry over what the source repository itself credits:</w:t>
+        <w:t xml:space="preserve">Stay current</w:t>
+      </w:r>
+      <w:r>
+        <w:t xml:space="preserve">: Supplement foundational older references with recent work showing the current state of knowledge</w:t>
       </w:r>
     </w:p>
     <w:p>
@@ -3242,109 +3151,6 @@
         <w:numPr>
           <w:ilvl w:val="0"/>
           <w:numId w:val="1017"/>
-        </w:numPr>
-      </w:pPr>
-      <w:r>
-        <w:t xml:space="preserve">A book or paper the material follows.</w:t>
-      </w:r>
-    </w:p>
-    <w:p>
-      <w:pPr>
-        <w:pStyle w:val="Compact"/>
-        <w:numPr>
-          <w:ilvl w:val="0"/>
-          <w:numId w:val="1017"/>
-        </w:numPr>
-      </w:pPr>
-      <w:r>
-        <w:t xml:space="preserve">A person outside your group whose lecture or notes it adapted.</w:t>
-      </w:r>
-      <w:r>
-        <w:t xml:space="preserve"> </w:t>
-      </w:r>
-      <w:r>
-        <w:t xml:space="preserve">For example, the lds course credits Kameron Decker Harris,</w:t>
-      </w:r>
-      <w:r>
-        <w:t xml:space="preserve"> </w:t>
-      </w:r>
-      <w:r>
-        <w:t xml:space="preserve">Brian Hutchinson and Logan Sizemore,</w:t>
-      </w:r>
-      <w:r>
-        <w:t xml:space="preserve"> </w:t>
-      </w:r>
-      <w:r>
-        <w:t xml:space="preserve">so any repository that reuses those lectures credits them too.</w:t>
-      </w:r>
-    </w:p>
-    <w:p>
-      <w:pPr>
-        <w:pStyle w:val="FirstParagraph"/>
-      </w:pPr>
-      <w:r>
-        <w:t xml:space="preserve">The exception has two limits:</w:t>
-      </w:r>
-    </w:p>
-    <w:p>
-      <w:pPr>
-        <w:pStyle w:val="Compact"/>
-        <w:numPr>
-          <w:ilvl w:val="0"/>
-          <w:numId w:val="1018"/>
-        </w:numPr>
-      </w:pPr>
-      <w:r>
-        <w:t xml:space="preserve">It does not forbid a credit.</w:t>
-      </w:r>
-      <w:r>
-        <w:t xml:space="preserve"> </w:t>
-      </w:r>
-      <w:r>
-        <w:t xml:space="preserve">Leave the sister-repository credit out of new work,</w:t>
-      </w:r>
-      <w:r>
-        <w:t xml:space="preserve"> </w:t>
-      </w:r>
-      <w:r>
-        <w:t xml:space="preserve">but do not strip an existing credit unless the maintainer asks.</w:t>
-      </w:r>
-    </w:p>
-    <w:p>
-      <w:pPr>
-        <w:pStyle w:val="Compact"/>
-        <w:numPr>
-          <w:ilvl w:val="0"/>
-          <w:numId w:val="1018"/>
-        </w:numPr>
-      </w:pPr>
-      <w:r>
-        <w:t xml:space="preserve">It does not touch a link to a sister site that sends the reader to further reading.</w:t>
-      </w:r>
-      <w:r>
-        <w:t xml:space="preserve"> </w:t>
-      </w:r>
-      <w:r>
-        <w:t xml:space="preserve">That link is a cross-reference, not an attribution.</w:t>
-      </w:r>
-    </w:p>
-    <w:bookmarkEnd w:id="37"/>
-    <w:bookmarkEnd w:id="38"/>
-    <w:bookmarkStart w:id="39" w:name="common-citation-errors-to-avoid"/>
-    <w:p>
-      <w:pPr>
-        <w:pStyle w:val="Heading2"/>
-      </w:pPr>
-      <w:r>
-        <w:t xml:space="preserve">12 Common citation errors to avoid</w:t>
-      </w:r>
-    </w:p>
-    <w:p>
-      <w:pPr>
-        <w:pStyle w:val="Compact"/>
-        <w:numPr>
-          <w:ilvl w:val="0"/>
-          <w:numId w:val="1019"/>
         </w:numPr>
       </w:pPr>
       <w:r>
@@ -3352,10 +3158,486 @@
           <w:b/>
           <w:bCs/>
         </w:rPr>
-        <w:t xml:space="preserve">Citation needed</w:t>
-      </w:r>
-      <w:r>
-        <w:t xml:space="preserve">: Making claims without any supporting citation or evidence</w:t>
+        <w:t xml:space="preserve">Cite diverse sources</w:t>
+      </w:r>
+      <w:r>
+        <w:t xml:space="preserve">: When possible, include work from different research groups and perspectives</w:t>
+      </w:r>
+    </w:p>
+    <w:bookmarkEnd w:id="38"/>
+    <w:bookmarkStart w:id="39" w:name="quote-the-original"/>
+    <w:p>
+      <w:pPr>
+        <w:pStyle w:val="Heading2"/>
+      </w:pPr>
+      <w:r>
+        <w:t xml:space="preserve">10 Quote the original</w:t>
+      </w:r>
+    </w:p>
+    <w:p>
+      <w:pPr>
+        <w:pStyle w:val="FirstParagraph"/>
+      </w:pPr>
+      <w:r>
+        <w:t xml:space="preserve">Quote and cite the source that said it,</w:t>
+      </w:r>
+      <w:r>
+        <w:t xml:space="preserve"> </w:t>
+      </w:r>
+      <w:r>
+        <w:t xml:space="preserve">not a later source that quotes it.</w:t>
+      </w:r>
+      <w:r>
+        <w:t xml:space="preserve"> </w:t>
+      </w:r>
+      <w:r>
+        <w:t xml:space="preserve">Check the wording and the page against the original.</w:t>
+      </w:r>
+    </w:p>
+    <w:p>
+      <w:pPr>
+        <w:pStyle w:val="BlockText"/>
+      </w:pPr>
+      <w:r>
+        <w:t xml:space="preserve">❌ Mitchell (1997), as quoted in Goodfellow et al. (2016), defines …</w:t>
+      </w:r>
+    </w:p>
+    <w:p>
+      <w:pPr>
+        <w:pStyle w:val="BlockText"/>
+      </w:pPr>
+      <w:r>
+        <w:t xml:space="preserve">✅</w:t>
+      </w:r>
+      <w:r>
+        <w:t xml:space="preserve"> </w:t>
+      </w:r>
+      <w:r>
+        <w:t xml:space="preserve">“A computer program is said to learn …”</w:t>
+      </w:r>
+      <w:r>
+        <w:t xml:space="preserve"> </w:t>
+      </w:r>
+      <w:r>
+        <w:t xml:space="preserve">(Mitchell 1997)</w:t>
+      </w:r>
+    </w:p>
+    <w:p>
+      <w:pPr>
+        <w:pStyle w:val="FirstParagraph"/>
+      </w:pPr>
+      <w:r>
+        <w:t xml:space="preserve">Credit a quotation to whoever speaks it in the primary source,</w:t>
+      </w:r>
+      <w:r>
+        <w:t xml:space="preserve"> </w:t>
+      </w:r>
+      <w:r>
+        <w:t xml:space="preserve">even when the speaker is quoting someone else.</w:t>
+      </w:r>
+      <w:r>
+        <w:t xml:space="preserve"> </w:t>
+      </w:r>
+      <w:r>
+        <w:t xml:space="preserve">When attribution is in doubt, read the primary source (a transcript, the original page) first.</w:t>
+      </w:r>
+      <w:r>
+        <w:t xml:space="preserve"> </w:t>
+      </w:r>
+      <w:r>
+        <w:t xml:space="preserve">Uncertainty about who said a line is not evidence about who said it.</w:t>
+      </w:r>
+    </w:p>
+    <w:bookmarkEnd w:id="39"/>
+    <w:bookmarkStart w:id="40" w:name="Xdc6e961a4731f42c2c786ef03a498fc72396848"/>
+    <w:p>
+      <w:pPr>
+        <w:pStyle w:val="Heading2"/>
+      </w:pPr>
+      <w:r>
+        <w:t xml:space="preserve">11 Copy organization names from their source</w:t>
+      </w:r>
+    </w:p>
+    <w:p>
+      <w:pPr>
+        <w:pStyle w:val="FirstParagraph"/>
+      </w:pPr>
+      <w:r>
+        <w:t xml:space="preserve">When a bibliography entry names an organization,</w:t>
+      </w:r>
+      <w:r>
+        <w:t xml:space="preserve"> </w:t>
+      </w:r>
+      <w:r>
+        <w:t xml:space="preserve">copy the name from the organization’s own page (its about page, README or footer)</w:t>
+      </w:r>
+      <w:r>
+        <w:t xml:space="preserve"> </w:t>
+      </w:r>
+      <w:r>
+        <w:t xml:space="preserve">rather than expanding an acronym from memory.</w:t>
+      </w:r>
+    </w:p>
+    <w:bookmarkEnd w:id="40"/>
+    <w:bookmarkStart w:id="43" w:name="verify-each-bibliography-entry"/>
+    <w:p>
+      <w:pPr>
+        <w:pStyle w:val="Heading2"/>
+      </w:pPr>
+      <w:r>
+        <w:t xml:space="preserve">12 Verify each bibliography entry</w:t>
+      </w:r>
+    </w:p>
+    <w:p>
+      <w:pPr>
+        <w:pStyle w:val="FirstParagraph"/>
+      </w:pPr>
+      <w:r>
+        <w:t xml:space="preserve">Check each detail of a bibliography entry against an official source.</w:t>
+      </w:r>
+      <w:r>
+        <w:t xml:space="preserve"> </w:t>
+      </w:r>
+      <w:r>
+        <w:t xml:space="preserve">Look the work up through</w:t>
+      </w:r>
+      <w:r>
+        <w:t xml:space="preserve"> </w:t>
+      </w:r>
+      <w:hyperlink r:id="rId41">
+        <w:r>
+          <w:rPr>
+            <w:rStyle w:val="Hyperlink"/>
+          </w:rPr>
+          <w:t xml:space="preserve">Crossref search</w:t>
+        </w:r>
+      </w:hyperlink>
+      <w:r>
+        <w:t xml:space="preserve"> </w:t>
+      </w:r>
+      <w:r>
+        <w:t xml:space="preserve">or its</w:t>
+      </w:r>
+      <w:r>
+        <w:t xml:space="preserve"> </w:t>
+      </w:r>
+      <w:hyperlink r:id="rId42">
+        <w:r>
+          <w:rPr>
+            <w:rStyle w:val="Hyperlink"/>
+          </w:rPr>
+          <w:t xml:space="preserve">REST API</w:t>
+        </w:r>
+      </w:hyperlink>
+      <w:r>
+        <w:t xml:space="preserve">,</w:t>
+      </w:r>
+      <w:r>
+        <w:t xml:space="preserve"> </w:t>
+      </w:r>
+      <w:r>
+        <w:t xml:space="preserve">check the title, volume, issue and pages against the record,</w:t>
+      </w:r>
+      <w:r>
+        <w:t xml:space="preserve"> </w:t>
+      </w:r>
+      <w:r>
+        <w:t xml:space="preserve">and add the DOI.</w:t>
+      </w:r>
+      <w:r>
+        <w:t xml:space="preserve"> </w:t>
+      </w:r>
+      <w:r>
+        <w:t xml:space="preserve">Check a constant in a cited theorem, such as the factors in an inequality,</w:t>
+      </w:r>
+      <w:r>
+        <w:t xml:space="preserve"> </w:t>
+      </w:r>
+      <w:r>
+        <w:t xml:space="preserve">against a second free, official source,</w:t>
+      </w:r>
+      <w:r>
+        <w:t xml:space="preserve"> </w:t>
+      </w:r>
+      <w:r>
+        <w:t xml:space="preserve">and say in the pull request what you checked against what.</w:t>
+      </w:r>
+    </w:p>
+    <w:bookmarkEnd w:id="43"/>
+    <w:bookmarkStart w:id="44" w:name="cite-an-alias-directly"/>
+    <w:p>
+      <w:pPr>
+        <w:pStyle w:val="Heading2"/>
+      </w:pPr>
+      <w:r>
+        <w:t xml:space="preserve">13 Cite an alias directly</w:t>
+      </w:r>
+    </w:p>
+    <w:p>
+      <w:pPr>
+        <w:pStyle w:val="FirstParagraph"/>
+      </w:pPr>
+      <w:r>
+        <w:t xml:space="preserve">When a source uses another name for a defined term,</w:t>
+      </w:r>
+      <w:r>
+        <w:t xml:space="preserve"> </w:t>
+      </w:r>
+      <w:r>
+        <w:t xml:space="preserve">write the alias in bold and cite the source after it,</w:t>
+      </w:r>
+      <w:r>
+        <w:t xml:space="preserve"> </w:t>
+      </w:r>
+      <w:r>
+        <w:t xml:space="preserve">as in</w:t>
+      </w:r>
+      <w:r>
+        <w:t xml:space="preserve"> </w:t>
+      </w:r>
+      <w:r>
+        <w:rPr>
+          <w:rStyle w:val="VerbatimChar"/>
+        </w:rPr>
+        <w:t xml:space="preserve">also called the **alias** [@key, section]</w:t>
+      </w:r>
+      <w:r>
+        <w:t xml:space="preserve">.</w:t>
+      </w:r>
+      <w:r>
+        <w:t xml:space="preserve"> </w:t>
+      </w:r>
+      <w:r>
+        <w:t xml:space="preserve">The citation already says that the source uses the name,</w:t>
+      </w:r>
+      <w:r>
+        <w:t xml:space="preserve"> </w:t>
+      </w:r>
+      <w:r>
+        <w:t xml:space="preserve">so do not add a sentence such as</w:t>
+      </w:r>
+      <w:r>
+        <w:t xml:space="preserve"> </w:t>
+      </w:r>
+      <w:r>
+        <w:t xml:space="preserve">“The source uses that name”</w:t>
+      </w:r>
+      <w:r>
+        <w:t xml:space="preserve">.</w:t>
+      </w:r>
+    </w:p>
+    <w:p>
+      <w:pPr>
+        <w:pStyle w:val="BlockText"/>
+      </w:pPr>
+      <w:r>
+        <w:t xml:space="preserve">❌</w:t>
+      </w:r>
+      <w:r>
+        <w:t xml:space="preserve"> </w:t>
+      </w:r>
+      <w:r>
+        <w:rPr>
+          <w:rStyle w:val="VerbatimChar"/>
+        </w:rPr>
+        <w:t xml:space="preserve">also called the **alias**. The cited textbook uses that name.</w:t>
+      </w:r>
+    </w:p>
+    <w:p>
+      <w:pPr>
+        <w:pStyle w:val="BlockText"/>
+      </w:pPr>
+      <w:r>
+        <w:t xml:space="preserve">✅</w:t>
+      </w:r>
+      <w:r>
+        <w:t xml:space="preserve"> </w:t>
+      </w:r>
+      <w:r>
+        <w:rPr>
+          <w:rStyle w:val="VerbatimChar"/>
+        </w:rPr>
+        <w:t xml:space="preserve">also called the **alias** [@key, section]</w:t>
+      </w:r>
+    </w:p>
+    <w:bookmarkEnd w:id="44"/>
+    <w:bookmarkStart w:id="47" w:name="cite-the-original-for-named-results"/>
+    <w:p>
+      <w:pPr>
+        <w:pStyle w:val="Heading2"/>
+      </w:pPr>
+      <w:r>
+        <w:t xml:space="preserve">14 Cite the original for named results</w:t>
+      </w:r>
+    </w:p>
+    <w:p>
+      <w:pPr>
+        <w:pStyle w:val="FirstParagraph"/>
+      </w:pPr>
+      <w:r>
+        <w:t xml:space="preserve">When you present a result that carries a person’s name,</w:t>
+      </w:r>
+      <w:r>
+        <w:t xml:space="preserve"> </w:t>
+      </w:r>
+      <w:r>
+        <w:t xml:space="preserve">or whose first appearance is well documented,</w:t>
+      </w:r>
+      <w:r>
+        <w:t xml:space="preserve"> </w:t>
+      </w:r>
+      <w:r>
+        <w:t xml:space="preserve">cite the publication where it first appeared</w:t>
+      </w:r>
+      <w:r>
+        <w:t xml:space="preserve"> </w:t>
+      </w:r>
+      <w:r>
+        <w:t xml:space="preserve">alongside a modern textbook that teaches it.</w:t>
+      </w:r>
+      <w:r>
+        <w:t xml:space="preserve"> </w:t>
+      </w:r>
+      <w:r>
+        <w:t xml:space="preserve">The original shows readers where the result comes from</w:t>
+      </w:r>
+      <w:r>
+        <w:t xml:space="preserve"> </w:t>
+      </w:r>
+      <w:r>
+        <w:t xml:space="preserve">and credits its authors.</w:t>
+      </w:r>
+      <w:r>
+        <w:t xml:space="preserve"> </w:t>
+      </w:r>
+      <w:r>
+        <w:t xml:space="preserve">The textbook is where a student will actually learn it.</w:t>
+      </w:r>
+    </w:p>
+    <w:p>
+      <w:pPr>
+        <w:pStyle w:val="BodyText"/>
+      </w:pPr>
+      <w:r>
+        <w:t xml:space="preserve">When the credit is only a citation,</w:t>
+      </w:r>
+      <w:r>
+        <w:t xml:space="preserve"> </w:t>
+      </w:r>
+      <w:r>
+        <w:t xml:space="preserve">end the definition or theorem div with a line</w:t>
+      </w:r>
+      <w:r>
+        <w:t xml:space="preserve"> </w:t>
+      </w:r>
+      <w:r>
+        <w:rPr>
+          <w:rStyle w:val="VerbatimChar"/>
+        </w:rPr>
+        <w:t xml:space="preserve">Source: @key [locator]</w:t>
+      </w:r>
+      <w:r>
+        <w:t xml:space="preserve">.</w:t>
+      </w:r>
+      <w:r>
+        <w:t xml:space="preserve"> </w:t>
+      </w:r>
+      <w:r>
+        <w:t xml:space="preserve">A reference adds no commentary to the statement,</w:t>
+      </w:r>
+      <w:r>
+        <w:t xml:space="preserve"> </w:t>
+      </w:r>
+      <w:r>
+        <w:t xml:space="preserve">and a separate remark that holds only a citation is clutter.</w:t>
+      </w:r>
+      <w:r>
+        <w:t xml:space="preserve"> </w:t>
+      </w:r>
+      <w:r>
+        <w:t xml:space="preserve">When the credit needs substantial prose about the source or history of the content,</w:t>
+      </w:r>
+      <w:r>
+        <w:t xml:space="preserve"> </w:t>
+      </w:r>
+      <w:r>
+        <w:t xml:space="preserve">put that prose in a short remark after the statement and its proof,</w:t>
+      </w:r>
+      <w:r>
+        <w:t xml:space="preserve"> </w:t>
+      </w:r>
+      <w:r>
+        <w:t xml:space="preserve">not inside the definition or theorem itself,</w:t>
+      </w:r>
+      <w:r>
+        <w:t xml:space="preserve"> </w:t>
+      </w:r>
+      <w:r>
+        <w:t xml:space="preserve">so that each theorem div still holds one result.</w:t>
+      </w:r>
+    </w:p>
+    <w:p>
+      <w:pPr>
+        <w:pStyle w:val="BodyText"/>
+      </w:pPr>
+      <w:r>
+        <w:t xml:space="preserve">Apply the rule to:</w:t>
+      </w:r>
+    </w:p>
+    <w:p>
+      <w:pPr>
+        <w:pStyle w:val="Compact"/>
+        <w:numPr>
+          <w:ilvl w:val="0"/>
+          <w:numId w:val="1018"/>
+        </w:numPr>
+      </w:pPr>
+      <w:r>
+        <w:t xml:space="preserve">named theorems, inequalities, and algorithms;</w:t>
+      </w:r>
+    </w:p>
+    <w:p>
+      <w:pPr>
+        <w:pStyle w:val="Compact"/>
+        <w:numPr>
+          <w:ilvl w:val="0"/>
+          <w:numId w:val="1018"/>
+        </w:numPr>
+      </w:pPr>
+      <w:r>
+        <w:t xml:space="preserve">definitions that a specific paper introduced;</w:t>
+      </w:r>
+    </w:p>
+    <w:p>
+      <w:pPr>
+        <w:pStyle w:val="Compact"/>
+        <w:numPr>
+          <w:ilvl w:val="0"/>
+          <w:numId w:val="1018"/>
+        </w:numPr>
+      </w:pPr>
+      <w:r>
+        <w:t xml:space="preserve">results whose usual name is not the whole story,</w:t>
+      </w:r>
+      <w:r>
+        <w:t xml:space="preserve"> </w:t>
+      </w:r>
+      <w:r>
+        <w:t xml:space="preserve">such as Chebyshev’s inequality,</w:t>
+      </w:r>
+      <w:r>
+        <w:t xml:space="preserve"> </w:t>
+      </w:r>
+      <w:r>
+        <w:t xml:space="preserve">which Bienaymé derived earlier.</w:t>
+      </w:r>
+    </w:p>
+    <w:p>
+      <w:pPr>
+        <w:pStyle w:val="FirstParagraph"/>
+      </w:pPr>
+      <w:r>
+        <w:t xml:space="preserve">Do not apply it to:</w:t>
       </w:r>
     </w:p>
     <w:p>
@@ -3365,36 +3647,961 @@
           <w:ilvl w:val="0"/>
           <w:numId w:val="1019"/>
         </w:numPr>
+      </w:pPr>
+      <w:r>
+        <w:t xml:space="preserve">routine lemmas;</w:t>
+      </w:r>
+    </w:p>
+    <w:p>
+      <w:pPr>
+        <w:pStyle w:val="Compact"/>
+        <w:numPr>
+          <w:ilvl w:val="0"/>
+          <w:numId w:val="1019"/>
+        </w:numPr>
+      </w:pPr>
+      <w:r>
+        <w:t xml:space="preserve">textbook exercises;</w:t>
+      </w:r>
+    </w:p>
+    <w:p>
+      <w:pPr>
+        <w:pStyle w:val="Compact"/>
+        <w:numPr>
+          <w:ilvl w:val="0"/>
+          <w:numId w:val="1019"/>
+        </w:numPr>
+      </w:pPr>
+      <w:r>
+        <w:t xml:space="preserve">results with no identifiable first source.</w:t>
+      </w:r>
+    </w:p>
+    <w:p>
+      <w:pPr>
+        <w:pStyle w:val="FirstParagraph"/>
+      </w:pPr>
+      <w:r>
+        <w:t xml:space="preserve">When the credit is disputed or the first source is unclear,</w:t>
+      </w:r>
+      <w:r>
+        <w:t xml:space="preserve"> </w:t>
+      </w:r>
+      <w:r>
+        <w:t xml:space="preserve">say so in one sentence and cite a history of the result</w:t>
+      </w:r>
+      <w:r>
+        <w:t xml:space="preserve"> </w:t>
+      </w:r>
+      <w:r>
+        <w:t xml:space="preserve">instead of naming a source you have not checked.</w:t>
+      </w:r>
+    </w:p>
+    <w:p>
+      <w:pPr>
+        <w:pStyle w:val="BodyText"/>
+      </w:pPr>
+      <w:r>
+        <w:t xml:space="preserve">Check every detail of the original against an official source, such as:</w:t>
+      </w:r>
+    </w:p>
+    <w:p>
+      <w:pPr>
+        <w:pStyle w:val="Compact"/>
+        <w:numPr>
+          <w:ilvl w:val="0"/>
+          <w:numId w:val="1020"/>
+        </w:numPr>
+      </w:pPr>
+      <w:r>
+        <w:t xml:space="preserve">the publisher;</w:t>
+      </w:r>
+    </w:p>
+    <w:p>
+      <w:pPr>
+        <w:pStyle w:val="Compact"/>
+        <w:numPr>
+          <w:ilvl w:val="0"/>
+          <w:numId w:val="1020"/>
+        </w:numPr>
+      </w:pPr>
+      <w:r>
+        <w:t xml:space="preserve">the journal’s archive;</w:t>
+      </w:r>
+    </w:p>
+    <w:p>
+      <w:pPr>
+        <w:pStyle w:val="Compact"/>
+        <w:numPr>
+          <w:ilvl w:val="0"/>
+          <w:numId w:val="1020"/>
+        </w:numPr>
+      </w:pPr>
+      <w:r>
+        <w:t xml:space="preserve">a library such as</w:t>
+      </w:r>
+      <w:r>
+        <w:t xml:space="preserve"> </w:t>
+      </w:r>
+      <w:hyperlink r:id="rId45">
+        <w:r>
+          <w:rPr>
+            <w:rStyle w:val="Hyperlink"/>
+          </w:rPr>
+          <w:t xml:space="preserve">Numdam</w:t>
+        </w:r>
+      </w:hyperlink>
+      <w:r>
+        <w:t xml:space="preserve">.</w:t>
+      </w:r>
+    </w:p>
+    <w:p>
+      <w:pPr>
+        <w:pStyle w:val="FirstParagraph"/>
+      </w:pPr>
+      <w:r>
+        <w:t xml:space="preserve">Never cite an unauthorized copy,</w:t>
+      </w:r>
+      <w:r>
+        <w:t xml:space="preserve"> </w:t>
+      </w:r>
+      <w:r>
+        <w:t xml:space="preserve">and never fill in a title, volume, or page number from memory.</w:t>
+      </w:r>
+    </w:p>
+    <w:bookmarkStart w:id="46" w:name="exm-cite-original"/>
+    <w:p>
+      <w:pPr>
+        <w:pStyle w:val="BodyText"/>
       </w:pPr>
       <w:r>
         <w:rPr>
           <w:b/>
           <w:bCs/>
         </w:rPr>
-        <w:t xml:space="preserve">Vague attribution</w:t>
-      </w:r>
-      <w:r>
-        <w:t xml:space="preserve">: Using phrases like</w:t>
-      </w:r>
-      <w:r>
-        <w:t xml:space="preserve"> </w:t>
-      </w:r>
-      <w:r>
-        <w:t xml:space="preserve">“studies have shown”</w:t>
-      </w:r>
-      <w:r>
-        <w:t xml:space="preserve"> </w:t>
-      </w:r>
-      <w:r>
-        <w:t xml:space="preserve">without citing specific studies</w:t>
-      </w:r>
-    </w:p>
-    <w:p>
-      <w:pPr>
-        <w:pStyle w:val="Compact"/>
-        <w:numPr>
-          <w:ilvl w:val="0"/>
-          <w:numId w:val="1019"/>
+        <w:t xml:space="preserve">Example 4 (Crediting Chebyshev’s inequality)</w:t>
+      </w:r>
+      <w:r>
+        <w:t xml:space="preserve"> </w:t>
+      </w:r>
+      <w:r>
+        <w:t xml:space="preserve"> </w:t>
+      </w:r>
+    </w:p>
+    <w:p>
+      <w:pPr>
+        <w:pStyle w:val="BlockText"/>
+      </w:pPr>
+      <w:r>
+        <w:t xml:space="preserve">❌ Chebyshev’s inequality says that …</w:t>
+      </w:r>
+    </w:p>
+    <w:p>
+      <w:pPr>
+        <w:pStyle w:val="BlockText"/>
+      </w:pPr>
+      <w:r>
+        <w:t xml:space="preserve">✅ Chebyshev’s inequality says that …</w:t>
+      </w:r>
+      <w:r>
+        <w:t xml:space="preserve"> </w:t>
+      </w:r>
+      <w:r>
+        <w:t xml:space="preserve">Bienaymé derived the bound</w:t>
+      </w:r>
+      <w:r>
+        <w:t xml:space="preserve"> </w:t>
+      </w:r>
+      <w:r>
+        <w:t xml:space="preserve">(Bienaymé 1853)</w:t>
+      </w:r>
+      <w:r>
+        <w:t xml:space="preserve">, and Tchébychef proved a more general form</w:t>
+      </w:r>
+      <w:r>
+        <w:t xml:space="preserve"> </w:t>
+      </w:r>
+      <w:r>
+        <w:t xml:space="preserve">(Tchébychef 1867)</w:t>
+      </w:r>
+      <w:r>
+        <w:t xml:space="preserve">.</w:t>
+      </w:r>
+      <w:r>
+        <w:t xml:space="preserve"> </w:t>
+      </w:r>
+      <w:r>
+        <w:t xml:space="preserve">A modern treatment is in</w:t>
+      </w:r>
+      <w:r>
+        <w:t xml:space="preserve"> </w:t>
+      </w:r>
+      <w:r>
+        <w:t xml:space="preserve">Blitzstein and Hwang (2019)</w:t>
+      </w:r>
+      <w:r>
+        <w:t xml:space="preserve">.</w:t>
+      </w:r>
+    </w:p>
+    <w:bookmarkEnd w:id="46"/>
+    <w:bookmarkEnd w:id="47"/>
+    <w:bookmarkStart w:id="48" w:name="put-the-content-first"/>
+    <w:p>
+      <w:pPr>
+        <w:pStyle w:val="Heading2"/>
+      </w:pPr>
+      <w:r>
+        <w:t xml:space="preserve">15 Put the content first</w:t>
+      </w:r>
+    </w:p>
+    <w:p>
+      <w:pPr>
+        <w:pStyle w:val="FirstParagraph"/>
+      </w:pPr>
+      <w:r>
+        <w:t xml:space="preserve">Headings and sentences should name the topic, not its author:</w:t>
+      </w:r>
+      <w:r>
+        <w:t xml:space="preserve"> </w:t>
+      </w:r>
+      <w:r>
+        <w:t xml:space="preserve">“A formal definition of machine learning”</w:t>
+      </w:r>
+      <w:r>
+        <w:t xml:space="preserve">,</w:t>
+      </w:r>
+      <w:r>
+        <w:t xml:space="preserve"> </w:t>
+      </w:r>
+      <w:r>
+        <w:t xml:space="preserve">not</w:t>
+      </w:r>
+      <w:r>
+        <w:t xml:space="preserve"> </w:t>
+      </w:r>
+      <w:r>
+        <w:t xml:space="preserve">“Mitchell’s definition”</w:t>
+      </w:r>
+      <w:r>
+        <w:t xml:space="preserve">.</w:t>
+      </w:r>
+      <w:r>
+        <w:t xml:space="preserve"> </w:t>
+      </w:r>
+      <w:r>
+        <w:t xml:space="preserve">Follow a quotation with its citation alone,</w:t>
+      </w:r>
+      <w:r>
+        <w:t xml:space="preserve"> </w:t>
+      </w:r>
+      <w:r>
+        <w:t xml:space="preserve">without commentary on who said it or where it was repeated.</w:t>
+      </w:r>
+    </w:p>
+    <w:bookmarkEnd w:id="48"/>
+    <w:bookmarkStart w:id="49" w:name="adapting-another-courses-material"/>
+    <w:p>
+      <w:pPr>
+        <w:pStyle w:val="Heading2"/>
+      </w:pPr>
+      <w:r>
+        <w:t xml:space="preserve">16 Adapting another course’s material</w:t>
+      </w:r>
+    </w:p>
+    <w:p>
+      <w:pPr>
+        <w:pStyle w:val="FirstParagraph"/>
+      </w:pPr>
+      <w:r>
+        <w:t xml:space="preserve">When teaching material draws on another course,</w:t>
+      </w:r>
+      <w:r>
+        <w:t xml:space="preserve"> </w:t>
+      </w:r>
+      <w:r>
+        <w:t xml:space="preserve">write your own version of the content</w:t>
+      </w:r>
+      <w:r>
+        <w:t xml:space="preserve"> </w:t>
+      </w:r>
+      <w:r>
+        <w:t xml:space="preserve">rather than summarizing how that course presents it.</w:t>
+      </w:r>
+      <w:r>
+        <w:t xml:space="preserve"> </w:t>
+      </w:r>
+      <w:r>
+        <w:t xml:space="preserve">Credit the source in a note at the start or end of the adapted section.</w:t>
+      </w:r>
+    </w:p>
+    <w:p>
+      <w:pPr>
+        <w:pStyle w:val="BodyText"/>
+      </w:pPr>
+      <w:r>
+        <w:t xml:space="preserve">Put that note in a div, never in running prose.</w:t>
+      </w:r>
+      <w:r>
+        <w:t xml:space="preserve"> </w:t>
+      </w:r>
+      <w:r>
+        <w:t xml:space="preserve">An attribution is not part of the argument,</w:t>
+      </w:r>
+      <w:r>
+        <w:t xml:space="preserve"> </w:t>
+      </w:r>
+      <w:r>
+        <w:t xml:space="preserve">and a reader skimming the section should be able to tell it apart</w:t>
+      </w:r>
+      <w:r>
+        <w:t xml:space="preserve"> </w:t>
+      </w:r>
+      <w:r>
+        <w:t xml:space="preserve">from the content it credits.</w:t>
+      </w:r>
+      <w:r>
+        <w:t xml:space="preserve"> </w:t>
+      </w:r>
+      <w:r>
+        <w:t xml:space="preserve">In Quarto, use a collapsed</w:t>
+      </w:r>
+      <w:r>
+        <w:t xml:space="preserve"> </w:t>
+      </w:r>
+      <w:r>
+        <w:rPr>
+          <w:rStyle w:val="VerbatimChar"/>
+        </w:rPr>
+        <w:t xml:space="preserve">.callout-note</w:t>
+      </w:r>
+      <w:r>
+        <w:t xml:space="preserve"> </w:t>
+      </w:r>
+      <w:r>
+        <w:t xml:space="preserve">titled</w:t>
+      </w:r>
+      <w:r>
+        <w:t xml:space="preserve"> </w:t>
+      </w:r>
+      <w:r>
+        <w:t xml:space="preserve">“Source”</w:t>
+      </w:r>
+      <w:r>
+        <w:t xml:space="preserve">,</w:t>
+      </w:r>
+      <w:r>
+        <w:t xml:space="preserve"> </w:t>
+      </w:r>
+      <w:r>
+        <w:t xml:space="preserve">which frames the credit and keeps it out of the way on the page.</w:t>
+      </w:r>
+      <w:r>
+        <w:t xml:space="preserve"> </w:t>
+      </w:r>
+      <w:r>
+        <w:t xml:space="preserve">A</w:t>
+      </w:r>
+      <w:r>
+        <w:t xml:space="preserve"> </w:t>
+      </w:r>
+      <w:r>
+        <w:rPr>
+          <w:rStyle w:val="VerbatimChar"/>
+        </w:rPr>
+        <w:t xml:space="preserve">::: notes</w:t>
+      </w:r>
+      <w:r>
+        <w:t xml:space="preserve"> </w:t>
+      </w:r>
+      <w:r>
+        <w:t xml:space="preserve">div keeps the credit out of the slides,</w:t>
+      </w:r>
+      <w:r>
+        <w:t xml:space="preserve"> </w:t>
+      </w:r>
+      <w:r>
+        <w:t xml:space="preserve">but on an HTML page it renders as a plain unstyled</w:t>
+      </w:r>
+      <w:r>
+        <w:t xml:space="preserve"> </w:t>
+      </w:r>
+      <w:r>
+        <w:rPr>
+          <w:rStyle w:val="VerbatimChar"/>
+        </w:rPr>
+        <w:t xml:space="preserve">&lt;div&gt;</w:t>
+      </w:r>
+      <w:r>
+        <w:t xml:space="preserve">,</w:t>
+      </w:r>
+      <w:r>
+        <w:t xml:space="preserve"> </w:t>
+      </w:r>
+      <w:r>
+        <w:t xml:space="preserve">which looks like running prose;</w:t>
+      </w:r>
+      <w:r>
+        <w:t xml:space="preserve"> </w:t>
+      </w:r>
+      <w:r>
+        <w:t xml:space="preserve">use it only on a site whose stylesheet sets</w:t>
+      </w:r>
+      <w:r>
+        <w:t xml:space="preserve"> </w:t>
+      </w:r>
+      <w:r>
+        <w:rPr>
+          <w:rStyle w:val="VerbatimChar"/>
+        </w:rPr>
+        <w:t xml:space="preserve">.notes</w:t>
+      </w:r>
+      <w:r>
+        <w:t xml:space="preserve"> </w:t>
+      </w:r>
+      <w:r>
+        <w:t xml:space="preserve">apart.</w:t>
+      </w:r>
+    </w:p>
+    <w:p>
+      <w:pPr>
+        <w:pStyle w:val="BodyText"/>
+      </w:pPr>
+      <w:r>
+        <w:t xml:space="preserve">The same applies to license notices</w:t>
+      </w:r>
+      <w:r>
+        <w:t xml:space="preserve"> </w:t>
+      </w:r>
+      <w:r>
+        <w:t xml:space="preserve">and to statements of how the adaptation differs from the source.</w:t>
+      </w:r>
+    </w:p>
+    <w:p>
+      <w:pPr>
+        <w:pStyle w:val="BodyText"/>
+      </w:pPr>
+      <w:r>
+        <w:t xml:space="preserve">❌ A plain paragraph between the heading and the first definition:</w:t>
+      </w:r>
+    </w:p>
+    <w:p>
+      <w:pPr>
+        <w:pStyle w:val="SourceCode"/>
+      </w:pPr>
+      <w:r>
+        <w:rPr>
+          <w:rStyle w:val="NormalTok"/>
+        </w:rPr>
+        <w:t xml:space="preserve">This section is adapted from @zhou2024, used under the MIT License.</w:t>
+      </w:r>
+    </w:p>
+    <w:p>
+      <w:pPr>
+        <w:pStyle w:val="FirstParagraph"/>
+      </w:pPr>
+      <w:r>
+        <w:t xml:space="preserve">✅ The same credit in a collapsed callout:</w:t>
+      </w:r>
+    </w:p>
+    <w:p>
+      <w:pPr>
+        <w:pStyle w:val="SourceCode"/>
+      </w:pPr>
+      <w:r>
+        <w:rPr>
+          <w:rStyle w:val="NormalTok"/>
+        </w:rPr>
+        <w:t xml:space="preserve">::: {.callout-note collapse="true"}</w:t>
+      </w:r>
+      <w:r>
+        <w:br/>
+      </w:r>
+      <w:r>
+        <w:rPr>
+          <w:rStyle w:val="FunctionTok"/>
+        </w:rPr>
+        <w:t xml:space="preserve">#### Source</w:t>
+      </w:r>
+      <w:r>
+        <w:br/>
+      </w:r>
+      <w:r>
+        <w:br/>
+      </w:r>
+      <w:r>
+        <w:rPr>
+          <w:rStyle w:val="NormalTok"/>
+        </w:rPr>
+        <w:t xml:space="preserve">This section is adapted from @zhou2024, used under the MIT License.</w:t>
+      </w:r>
+      <w:r>
+        <w:br/>
+      </w:r>
+      <w:r>
+        <w:rPr>
+          <w:rStyle w:val="NormalTok"/>
+        </w:rPr>
+        <w:t xml:space="preserve">:::</w:t>
+      </w:r>
+    </w:p>
+    <w:bookmarkEnd w:id="49"/>
+    <w:bookmarkStart w:id="50" w:name="material-from-your-own-work"/>
+    <w:p>
+      <w:pPr>
+        <w:pStyle w:val="Heading2"/>
+      </w:pPr>
+      <w:r>
+        <w:t xml:space="preserve">17 Material from your own work</w:t>
+      </w:r>
+    </w:p>
+    <w:p>
+      <w:pPr>
+        <w:pStyle w:val="FirstParagraph"/>
+      </w:pPr>
+      <w:r>
+        <w:t xml:space="preserve">Do not formally acknowledge material you borrow from yourself or your own group.</w:t>
+      </w:r>
+      <w:r>
+        <w:t xml:space="preserve"> </w:t>
+      </w:r>
+      <w:r>
+        <w:t xml:space="preserve">“Your group”</w:t>
+      </w:r>
+      <w:r>
+        <w:t xml:space="preserve"> </w:t>
+      </w:r>
+      <w:r>
+        <w:t xml:space="preserve">means you and the other members of the labs that maintain the work, such as the Morrison Lab and UCD-SERG.</w:t>
+      </w:r>
+      <w:r>
+        <w:t xml:space="preserve"> </w:t>
+      </w:r>
+      <w:r>
+        <w:t xml:space="preserve">Link to it, but do not credit it,</w:t>
+      </w:r>
+      <w:r>
+        <w:t xml:space="preserve"> </w:t>
+      </w:r>
+      <w:r>
+        <w:t xml:space="preserve">except for the credits and citations listed below.</w:t>
+      </w:r>
+      <w:r>
+        <w:t xml:space="preserve"> </w:t>
+      </w:r>
+      <w:r>
+        <w:t xml:space="preserve">This covers:</w:t>
+      </w:r>
+    </w:p>
+    <w:p>
+      <w:pPr>
+        <w:pStyle w:val="Compact"/>
+        <w:numPr>
+          <w:ilvl w:val="0"/>
+          <w:numId w:val="1021"/>
+        </w:numPr>
+      </w:pPr>
+      <w:r>
+        <w:t xml:space="preserve">Material your group wrote that moves between repositories you maintain.</w:t>
+      </w:r>
+      <w:r>
+        <w:t xml:space="preserve"> </w:t>
+      </w:r>
+      <w:r>
+        <w:t xml:space="preserve">When lecture notes move from one course repository to another,</w:t>
+      </w:r>
+      <w:r>
+        <w:t xml:space="preserve"> </w:t>
+      </w:r>
+      <w:r>
+        <w:t xml:space="preserve">leave the sister-repository credit out of the new work.</w:t>
+      </w:r>
+      <w:r>
+        <w:t xml:space="preserve"> </w:t>
+      </w:r>
+      <w:r>
+        <w:t xml:space="preserve">Material in those repositories that someone outside the group wrote keeps its credit (see below).</w:t>
+      </w:r>
+    </w:p>
+    <w:p>
+      <w:pPr>
+        <w:pStyle w:val="Compact"/>
+        <w:numPr>
+          <w:ilvl w:val="0"/>
+          <w:numId w:val="1021"/>
+        </w:numPr>
+      </w:pPr>
+      <w:r>
+        <w:t xml:space="preserve">Text, figures or code reused from work that you or your group wrote elsewhere,</w:t>
+      </w:r>
+      <w:r>
+        <w:t xml:space="preserve"> </w:t>
+      </w:r>
+      <w:r>
+        <w:t xml:space="preserve">such as a lab manual your group maintains (the UCD-SERG lab manual, for example),</w:t>
+      </w:r>
+      <w:r>
+        <w:t xml:space="preserve"> </w:t>
+      </w:r>
+      <w:r>
+        <w:t xml:space="preserve">your own papers, or your own software.</w:t>
+      </w:r>
+    </w:p>
+    <w:p>
+      <w:pPr>
+        <w:pStyle w:val="Compact"/>
+        <w:numPr>
+          <w:ilvl w:val="0"/>
+          <w:numId w:val="1021"/>
+        </w:numPr>
+      </w:pPr>
+      <w:r>
+        <w:t xml:space="preserve">A template or tool of your group’s that you built the site from.</w:t>
+      </w:r>
+    </w:p>
+    <w:p>
+      <w:pPr>
+        <w:pStyle w:val="FirstParagraph"/>
+      </w:pPr>
+      <w:r>
+        <w:t xml:space="preserve">A formal acknowledgment tells the reader the material came from someone else,</w:t>
+      </w:r>
+      <w:r>
+        <w:t xml:space="preserve"> </w:t>
+      </w:r>
+      <w:r>
+        <w:t xml:space="preserve">so it does not belong on material that is your own, wherever that material is stored.</w:t>
+      </w:r>
+      <w:r>
+        <w:t xml:space="preserve"> </w:t>
+      </w:r>
+      <w:r>
+        <w:t xml:space="preserve">A co-author outside your group is someone else:</w:t>
+      </w:r>
+      <w:r>
+        <w:t xml:space="preserve"> </w:t>
+      </w:r>
+      <w:r>
+        <w:t xml:space="preserve">when you reuse a co-written paper or manual,</w:t>
+      </w:r>
+      <w:r>
+        <w:t xml:space="preserve"> </w:t>
+      </w:r>
+      <w:r>
+        <w:t xml:space="preserve">the work itself gets no credit (a publisher-required citation aside, see below),</w:t>
+      </w:r>
+      <w:r>
+        <w:t xml:space="preserve"> </w:t>
+      </w:r>
+      <w:r>
+        <w:t xml:space="preserve">but credit each outside co-author by name, in a sentence or an author line.</w:t>
+      </w:r>
+      <w:r>
+        <w:t xml:space="preserve"> </w:t>
+      </w:r>
+      <w:r>
+        <w:t xml:space="preserve">The rule concerns acknowledging reuse of your own material.</w:t>
+      </w:r>
+      <w:r>
+        <w:t xml:space="preserve"> </w:t>
+      </w:r>
+      <w:r>
+        <w:t xml:space="preserve">Citing a published paper or released software of yours</w:t>
+      </w:r>
+      <w:r>
+        <w:t xml:space="preserve"> </w:t>
+      </w:r>
+      <w:r>
+        <w:t xml:space="preserve">as the original publication of a result, or as a tool you used,</w:t>
+      </w:r>
+      <w:r>
+        <w:t xml:space="preserve"> </w:t>
+      </w:r>
+      <w:r>
+        <w:t xml:space="preserve">is ordinary citation and stays.</w:t>
+      </w:r>
+      <w:r>
+        <w:t xml:space="preserve"> </w:t>
+      </w:r>
+      <w:r>
+        <w:t xml:space="preserve">A passage or figure reused from a published paper of yours</w:t>
+      </w:r>
+      <w:r>
+        <w:t xml:space="preserve"> </w:t>
+      </w:r>
+      <w:r>
+        <w:t xml:space="preserve">follows the publisher’s reuse terms, which may require a citation;</w:t>
+      </w:r>
+      <w:r>
+        <w:t xml:space="preserve"> </w:t>
+      </w:r>
+      <w:r>
+        <w:t xml:space="preserve">that is the only citation the reuse itself can require.</w:t>
+      </w:r>
+    </w:p>
+    <w:p>
+      <w:pPr>
+        <w:pStyle w:val="BodyText"/>
+      </w:pPr>
+      <w:r>
+        <w:t xml:space="preserve">Do not cite your own course notes or sites as the source of a definition or result either.</w:t>
+      </w:r>
+      <w:r>
+        <w:t xml:space="preserve"> </w:t>
+      </w:r>
+      <w:r>
+        <w:t xml:space="preserve">Instead, cite the original publication where you can identify one, and a modern textbook</w:t>
+      </w:r>
+      <w:r>
+        <w:t xml:space="preserve"> </w:t>
+      </w:r>
+      <w:r>
+        <w:t xml:space="preserve">(see</w:t>
+      </w:r>
+      <w:r>
+        <w:t xml:space="preserve"> </w:t>
+      </w:r>
+      <w:hyperlink w:anchor="cite-the-original-for-named-results">
+        <w:r>
+          <w:rPr>
+            <w:rStyle w:val="Hyperlink"/>
+          </w:rPr>
+          <w:t xml:space="preserve">Cite the original for named results</w:t>
+        </w:r>
+      </w:hyperlink>
+      <w:r>
+        <w:t xml:space="preserve">),</w:t>
+      </w:r>
+      <w:r>
+        <w:t xml:space="preserve"> </w:t>
+      </w:r>
+      <w:r>
+        <w:t xml:space="preserve">and link to your own page as further reading.</w:t>
+      </w:r>
+    </w:p>
+    <w:p>
+      <w:pPr>
+        <w:pStyle w:val="BodyText"/>
+      </w:pPr>
+      <w:r>
+        <w:t xml:space="preserve">❌ A citation of the group’s own notes as the source of a definition:</w:t>
+      </w:r>
+    </w:p>
+    <w:p>
+      <w:pPr>
+        <w:pStyle w:val="SourceCode"/>
+      </w:pPr>
+      <w:r>
+        <w:rPr>
+          <w:rStyle w:val="NormalTok"/>
+        </w:rPr>
+        <w:t xml:space="preserve">The Cauchy-Schwarz inequality bounds the inner product by the product of the norms </w:t>
+      </w:r>
+      <w:r>
+        <w:rPr>
+          <w:rStyle w:val="CommentTok"/>
+        </w:rPr>
+        <w:t xml:space="preserve">[</w:t>
+      </w:r>
+      <w:r>
+        <w:rPr>
+          <w:rStyle w:val="OtherTok"/>
+        </w:rPr>
+        <w:t xml:space="preserve">@morrison2026mds</w:t>
+      </w:r>
+      <w:r>
+        <w:rPr>
+          <w:rStyle w:val="CommentTok"/>
+        </w:rPr>
+        <w:t xml:space="preserve">]</w:t>
+      </w:r>
+      <w:r>
+        <w:rPr>
+          <w:rStyle w:val="NormalTok"/>
+        </w:rPr>
+        <w:t xml:space="preserve">.</w:t>
+      </w:r>
+    </w:p>
+    <w:p>
+      <w:pPr>
+        <w:pStyle w:val="FirstParagraph"/>
+      </w:pPr>
+      <w:r>
+        <w:t xml:space="preserve">✅ The original source and a textbook, with a cross-reference link to the group’s page:</w:t>
+      </w:r>
+    </w:p>
+    <w:p>
+      <w:pPr>
+        <w:pStyle w:val="SourceCode"/>
+      </w:pPr>
+      <w:r>
+        <w:rPr>
+          <w:rStyle w:val="NormalTok"/>
+        </w:rPr>
+        <w:t xml:space="preserve">The Cauchy-Schwarz inequality bounds the inner product by the product of the norms </w:t>
+      </w:r>
+      <w:r>
+        <w:rPr>
+          <w:rStyle w:val="CommentTok"/>
+        </w:rPr>
+        <w:t xml:space="preserve">[</w:t>
+      </w:r>
+      <w:r>
+        <w:rPr>
+          <w:rStyle w:val="OtherTok"/>
+        </w:rPr>
+        <w:t xml:space="preserve">@original, sec. 2; @textbook, ch. 3</w:t>
+      </w:r>
+      <w:r>
+        <w:rPr>
+          <w:rStyle w:val="CommentTok"/>
+        </w:rPr>
+        <w:t xml:space="preserve">]</w:t>
+      </w:r>
+      <w:r>
+        <w:rPr>
+          <w:rStyle w:val="NormalTok"/>
+        </w:rPr>
+        <w:t xml:space="preserve">.</w:t>
+      </w:r>
+      <w:r>
+        <w:br/>
+      </w:r>
+      <w:r>
+        <w:rPr>
+          <w:rStyle w:val="NormalTok"/>
+        </w:rPr>
+        <w:t xml:space="preserve">See also the</w:t>
+      </w:r>
+      <w:r>
+        <w:br/>
+      </w:r>
+      <w:r>
+        <w:rPr>
+          <w:rStyle w:val="CommentTok"/>
+        </w:rPr>
+        <w:t xml:space="preserve">[</w:t>
+      </w:r>
+      <w:r>
+        <w:rPr>
+          <w:rStyle w:val="OtherTok"/>
+        </w:rPr>
+        <w:t xml:space="preserve">Cauchy-Schwarz inequality</w:t>
+      </w:r>
+      <w:r>
+        <w:rPr>
+          <w:rStyle w:val="CommentTok"/>
+        </w:rPr>
+        <w:t xml:space="preserve">](https://morrison-lab.github.io/mds/linear-algebra-inner-products.html#thm-cauchy-schwarz)</w:t>
+      </w:r>
+      <w:r>
+        <w:br/>
+      </w:r>
+      <w:r>
+        <w:rPr>
+          <w:rStyle w:val="NormalTok"/>
+        </w:rPr>
+        <w:t xml:space="preserve">in the sister notes.</w:t>
+      </w:r>
+    </w:p>
+    <w:p>
+      <w:pPr>
+        <w:pStyle w:val="FirstParagraph"/>
+      </w:pPr>
+      <w:r>
+        <w:t xml:space="preserve">Carry over what the source of your material itself credits:</w:t>
+      </w:r>
+    </w:p>
+    <w:p>
+      <w:pPr>
+        <w:pStyle w:val="Compact"/>
+        <w:numPr>
+          <w:ilvl w:val="0"/>
+          <w:numId w:val="1022"/>
+        </w:numPr>
+      </w:pPr>
+      <w:r>
+        <w:t xml:space="preserve">A book, paper or other work the material follows.</w:t>
+      </w:r>
+      <w:r>
+        <w:t xml:space="preserve"> </w:t>
+      </w:r>
+      <w:r>
+        <w:t xml:space="preserve">For example, the Benjamin-Chung Lab Manual, which the UCD-SERG manual credits.</w:t>
+      </w:r>
+    </w:p>
+    <w:p>
+      <w:pPr>
+        <w:pStyle w:val="Compact"/>
+        <w:numPr>
+          <w:ilvl w:val="0"/>
+          <w:numId w:val="1022"/>
+        </w:numPr>
+      </w:pPr>
+      <w:r>
+        <w:t xml:space="preserve">A person outside your group whose lecture or notes that source adapted,</w:t>
+      </w:r>
+      <w:r>
+        <w:t xml:space="preserve"> </w:t>
+      </w:r>
+      <w:r>
+        <w:t xml:space="preserve">credited by name.</w:t>
+      </w:r>
+      <w:r>
+        <w:t xml:space="preserve"> </w:t>
+      </w:r>
+      <w:r>
+        <w:t xml:space="preserve">For example, the lds course credits Kameron Decker Harris,</w:t>
+      </w:r>
+      <w:r>
+        <w:t xml:space="preserve"> </w:t>
+      </w:r>
+      <w:r>
+        <w:t xml:space="preserve">Brian Hutchinson and Logan Sizemore,</w:t>
+      </w:r>
+      <w:r>
+        <w:t xml:space="preserve"> </w:t>
+      </w:r>
+      <w:r>
+        <w:t xml:space="preserve">so any repository that reuses those lectures credits them too.</w:t>
+      </w:r>
+    </w:p>
+    <w:p>
+      <w:pPr>
+        <w:pStyle w:val="FirstParagraph"/>
+      </w:pPr>
+      <w:r>
+        <w:t xml:space="preserve">A link to a sister site that sends the reader to further reading</w:t>
+      </w:r>
+      <w:r>
+        <w:t xml:space="preserve"> </w:t>
+      </w:r>
+      <w:r>
+        <w:t xml:space="preserve">is a cross-reference, not an attribution, so it stays.</w:t>
+      </w:r>
+    </w:p>
+    <w:p>
+      <w:pPr>
+        <w:pStyle w:val="BodyText"/>
+      </w:pPr>
+      <w:r>
+        <w:t xml:space="preserve">When you find an existing credit to your own work, remove it and add or keep a link to it.</w:t>
+      </w:r>
+    </w:p>
+    <w:bookmarkEnd w:id="50"/>
+    <w:bookmarkStart w:id="51" w:name="common-citation-errors-to-avoid"/>
+    <w:p>
+      <w:pPr>
+        <w:pStyle w:val="Heading2"/>
+      </w:pPr>
+      <w:r>
+        <w:t xml:space="preserve">18 Common citation errors to avoid</w:t>
+      </w:r>
+    </w:p>
+    <w:p>
+      <w:pPr>
+        <w:pStyle w:val="Compact"/>
+        <w:numPr>
+          <w:ilvl w:val="0"/>
+          <w:numId w:val="1023"/>
         </w:numPr>
       </w:pPr>
       <w:r>
@@ -3402,48 +4609,18 @@
           <w:b/>
           <w:bCs/>
         </w:rPr>
-        <w:t xml:space="preserve">Appeal to obviousness</w:t>
-      </w:r>
-      <w:r>
-        <w:t xml:space="preserve">: Using</w:t>
-      </w:r>
-      <w:r>
-        <w:t xml:space="preserve"> </w:t>
-      </w:r>
-      <w:r>
-        <w:t xml:space="preserve">“obviously”</w:t>
-      </w:r>
-      <w:r>
-        <w:t xml:space="preserve">,</w:t>
-      </w:r>
-      <w:r>
-        <w:t xml:space="preserve"> </w:t>
-      </w:r>
-      <w:r>
-        <w:t xml:space="preserve">“clearly”</w:t>
-      </w:r>
-      <w:r>
-        <w:t xml:space="preserve">, or</w:t>
-      </w:r>
-      <w:r>
-        <w:t xml:space="preserve"> </w:t>
-      </w:r>
-      <w:r>
-        <w:t xml:space="preserve">“as everyone knows”</w:t>
-      </w:r>
-      <w:r>
-        <w:t xml:space="preserve"> </w:t>
-      </w:r>
-      <w:r>
-        <w:t xml:space="preserve">in place of a derivation or a citation</w:t>
-      </w:r>
-    </w:p>
-    <w:p>
-      <w:pPr>
-        <w:pStyle w:val="Compact"/>
-        <w:numPr>
-          <w:ilvl w:val="0"/>
-          <w:numId w:val="1019"/>
+        <w:t xml:space="preserve">Citation needed</w:t>
+      </w:r>
+      <w:r>
+        <w:t xml:space="preserve">: Making claims without any supporting citation or evidence</w:t>
+      </w:r>
+    </w:p>
+    <w:p>
+      <w:pPr>
+        <w:pStyle w:val="Compact"/>
+        <w:numPr>
+          <w:ilvl w:val="0"/>
+          <w:numId w:val="1023"/>
         </w:numPr>
       </w:pPr>
       <w:r>
@@ -3451,18 +4628,30 @@
           <w:b/>
           <w:bCs/>
         </w:rPr>
-        <w:t xml:space="preserve">Circular citation</w:t>
-      </w:r>
-      <w:r>
-        <w:t xml:space="preserve">: Citing a paper that doesn’t contain the claimed information but cites another paper that does (cite the original source)</w:t>
-      </w:r>
-    </w:p>
-    <w:p>
-      <w:pPr>
-        <w:pStyle w:val="Compact"/>
-        <w:numPr>
-          <w:ilvl w:val="0"/>
-          <w:numId w:val="1019"/>
+        <w:t xml:space="preserve">Vague attribution</w:t>
+      </w:r>
+      <w:r>
+        <w:t xml:space="preserve">: Using phrases like</w:t>
+      </w:r>
+      <w:r>
+        <w:t xml:space="preserve"> </w:t>
+      </w:r>
+      <w:r>
+        <w:t xml:space="preserve">“studies have shown”</w:t>
+      </w:r>
+      <w:r>
+        <w:t xml:space="preserve"> </w:t>
+      </w:r>
+      <w:r>
+        <w:t xml:space="preserve">without citing specific studies</w:t>
+      </w:r>
+    </w:p>
+    <w:p>
+      <w:pPr>
+        <w:pStyle w:val="Compact"/>
+        <w:numPr>
+          <w:ilvl w:val="0"/>
+          <w:numId w:val="1023"/>
         </w:numPr>
       </w:pPr>
       <w:r>
@@ -3470,18 +4659,48 @@
           <w:b/>
           <w:bCs/>
         </w:rPr>
-        <w:t xml:space="preserve">Citation padding</w:t>
-      </w:r>
-      <w:r>
-        <w:t xml:space="preserve">: Adding citations that don’t actually support your claims just to appear well-referenced</w:t>
-      </w:r>
-    </w:p>
-    <w:p>
-      <w:pPr>
-        <w:pStyle w:val="Compact"/>
-        <w:numPr>
-          <w:ilvl w:val="0"/>
-          <w:numId w:val="1019"/>
+        <w:t xml:space="preserve">Appeal to obviousness</w:t>
+      </w:r>
+      <w:r>
+        <w:t xml:space="preserve">: Using</w:t>
+      </w:r>
+      <w:r>
+        <w:t xml:space="preserve"> </w:t>
+      </w:r>
+      <w:r>
+        <w:t xml:space="preserve">“obviously”</w:t>
+      </w:r>
+      <w:r>
+        <w:t xml:space="preserve">,</w:t>
+      </w:r>
+      <w:r>
+        <w:t xml:space="preserve"> </w:t>
+      </w:r>
+      <w:r>
+        <w:t xml:space="preserve">“clearly”</w:t>
+      </w:r>
+      <w:r>
+        <w:t xml:space="preserve">, or</w:t>
+      </w:r>
+      <w:r>
+        <w:t xml:space="preserve"> </w:t>
+      </w:r>
+      <w:r>
+        <w:t xml:space="preserve">“as everyone knows”</w:t>
+      </w:r>
+      <w:r>
+        <w:t xml:space="preserve"> </w:t>
+      </w:r>
+      <w:r>
+        <w:t xml:space="preserve">in place of a derivation or a citation</w:t>
+      </w:r>
+    </w:p>
+    <w:p>
+      <w:pPr>
+        <w:pStyle w:val="Compact"/>
+        <w:numPr>
+          <w:ilvl w:val="0"/>
+          <w:numId w:val="1023"/>
         </w:numPr>
       </w:pPr>
       <w:r>
@@ -3489,18 +4708,18 @@
           <w:b/>
           <w:bCs/>
         </w:rPr>
-        <w:t xml:space="preserve">Selective citation</w:t>
-      </w:r>
-      <w:r>
-        <w:t xml:space="preserve">: Only citing work that supports your position while ignoring contradictory evidence</w:t>
-      </w:r>
-    </w:p>
-    <w:p>
-      <w:pPr>
-        <w:pStyle w:val="Compact"/>
-        <w:numPr>
-          <w:ilvl w:val="0"/>
-          <w:numId w:val="1019"/>
+        <w:t xml:space="preserve">Circular citation</w:t>
+      </w:r>
+      <w:r>
+        <w:t xml:space="preserve">: Citing a paper that doesn’t contain the claimed information but cites another paper that does (cite the original source)</w:t>
+      </w:r>
+    </w:p>
+    <w:p>
+      <w:pPr>
+        <w:pStyle w:val="Compact"/>
+        <w:numPr>
+          <w:ilvl w:val="0"/>
+          <w:numId w:val="1023"/>
         </w:numPr>
       </w:pPr>
       <w:r>
@@ -3508,104 +4727,67 @@
           <w:b/>
           <w:bCs/>
         </w:rPr>
-        <w:t xml:space="preserve">Ghost authorship</w:t>
-      </w:r>
-      <w:r>
-        <w:t xml:space="preserve">: Failing to cite work that directly influenced your ideas</w:t>
-      </w:r>
-    </w:p>
-    <w:bookmarkEnd w:id="39"/>
-    <w:bookmarkStart w:id="45" w:name="examples"/>
-    <w:p>
-      <w:pPr>
-        <w:pStyle w:val="Heading2"/>
-      </w:pPr>
-      <w:r>
-        <w:t xml:space="preserve">13 Examples</w:t>
-      </w:r>
-    </w:p>
-    <w:bookmarkStart w:id="40" w:name="poor-unsupported-claim"/>
-    <w:p>
-      <w:pPr>
-        <w:pStyle w:val="Heading3"/>
-      </w:pPr>
-      <w:r>
-        <w:t xml:space="preserve">13.1 Poor (unsupported claim)</w:t>
-      </w:r>
-    </w:p>
-    <w:p>
-      <w:pPr>
-        <w:pStyle w:val="BlockText"/>
-      </w:pPr>
-      <w:r>
-        <w:t xml:space="preserve">Machine learning models often perform poorly on small datasets.</w:t>
-      </w:r>
-    </w:p>
-    <w:p>
-      <w:pPr>
-        <w:pStyle w:val="FirstParagraph"/>
+        <w:t xml:space="preserve">Citation padding</w:t>
+      </w:r>
+      <w:r>
+        <w:t xml:space="preserve">: Adding citations that don’t actually support your claims just to appear well-referenced</w:t>
+      </w:r>
+    </w:p>
+    <w:p>
+      <w:pPr>
+        <w:pStyle w:val="Compact"/>
+        <w:numPr>
+          <w:ilvl w:val="0"/>
+          <w:numId w:val="1023"/>
+        </w:numPr>
       </w:pPr>
       <w:r>
         <w:rPr>
           <w:b/>
           <w:bCs/>
         </w:rPr>
-        <w:t xml:space="preserve">Problem</w:t>
-      </w:r>
-      <w:r>
-        <w:t xml:space="preserve">: This claim is stated as fact without any support.</w:t>
-      </w:r>
-    </w:p>
-    <w:bookmarkEnd w:id="40"/>
-    <w:bookmarkStart w:id="41" w:name="better-citation-provided"/>
-    <w:p>
-      <w:pPr>
-        <w:pStyle w:val="Heading3"/>
-      </w:pPr>
-      <w:r>
-        <w:t xml:space="preserve">13.2 Better (citation provided)</w:t>
-      </w:r>
-    </w:p>
-    <w:p>
-      <w:pPr>
-        <w:pStyle w:val="BlockText"/>
-      </w:pPr>
-      <w:r>
-        <w:t xml:space="preserve">Machine learning models often perform poorly on small datasets</w:t>
-      </w:r>
-      <w:r>
-        <w:t xml:space="preserve"> </w:t>
-      </w:r>
-      <w:r>
-        <w:t xml:space="preserve">(Vapnik 1998; Hawkins 2004)</w:t>
-      </w:r>
-      <w:r>
-        <w:t xml:space="preserve">.</w:t>
-      </w:r>
-    </w:p>
-    <w:p>
-      <w:pPr>
-        <w:pStyle w:val="FirstParagraph"/>
+        <w:t xml:space="preserve">Selective citation</w:t>
+      </w:r>
+      <w:r>
+        <w:t xml:space="preserve">: Only citing work that supports your position while ignoring contradictory evidence</w:t>
+      </w:r>
+    </w:p>
+    <w:p>
+      <w:pPr>
+        <w:pStyle w:val="Compact"/>
+        <w:numPr>
+          <w:ilvl w:val="0"/>
+          <w:numId w:val="1023"/>
+        </w:numPr>
       </w:pPr>
       <w:r>
         <w:rPr>
           <w:b/>
           <w:bCs/>
         </w:rPr>
-        <w:t xml:space="preserve">Improvement</w:t>
-      </w:r>
-      <w:r>
-        <w:t xml:space="preserve">: Citations provide evidence for the claim.</w:t>
-      </w:r>
-    </w:p>
-    <w:bookmarkEnd w:id="41"/>
-    <w:bookmarkStart w:id="42" w:name="best-citation-with-context"/>
+        <w:t xml:space="preserve">Ghost authorship</w:t>
+      </w:r>
+      <w:r>
+        <w:t xml:space="preserve">: Failing to cite work that directly influenced your ideas</w:t>
+      </w:r>
+    </w:p>
+    <w:bookmarkEnd w:id="51"/>
+    <w:bookmarkStart w:id="57" w:name="examples"/>
+    <w:p>
+      <w:pPr>
+        <w:pStyle w:val="Heading2"/>
+      </w:pPr>
+      <w:r>
+        <w:t xml:space="preserve">19 Examples</w:t>
+      </w:r>
+    </w:p>
+    <w:bookmarkStart w:id="52" w:name="poor-unsupported-claim"/>
     <w:p>
       <w:pPr>
         <w:pStyle w:val="Heading3"/>
       </w:pPr>
       <w:r>
-        <w:t xml:space="preserve">13.3 Best (citation with context)</w:t>
+        <w:t xml:space="preserve">19.1 Poor (unsupported claim)</w:t>
       </w:r>
     </w:p>
     <w:p>
@@ -3614,27 +4796,6 @@
       </w:pPr>
       <w:r>
         <w:t xml:space="preserve">Machine learning models often perform poorly on small datasets.</w:t>
-      </w:r>
-      <w:r>
-        <w:t xml:space="preserve"> </w:t>
-      </w:r>
-      <w:r>
-        <w:t xml:space="preserve">Vapnik (1998) showed that the generalization error of learning algorithms typically decreases as training set size increases,</w:t>
-      </w:r>
-      <w:r>
-        <w:t xml:space="preserve"> </w:t>
-      </w:r>
-      <w:r>
-        <w:t xml:space="preserve">and Hawkins (2004) demonstrated that complex models are particularly prone to overfitting when trained on limited data</w:t>
-      </w:r>
-      <w:r>
-        <w:t xml:space="preserve"> </w:t>
-      </w:r>
-      <w:r>
-        <w:t xml:space="preserve">(Vapnik 1998; Hawkins 2004)</w:t>
-      </w:r>
-      <w:r>
-        <w:t xml:space="preserve">.</w:t>
       </w:r>
     </w:p>
     <w:p>
@@ -3646,20 +4807,20 @@
           <w:b/>
           <w:bCs/>
         </w:rPr>
-        <w:t xml:space="preserve">Improvement</w:t>
-      </w:r>
-      <w:r>
-        <w:t xml:space="preserve">: The specific support each citation provides is explained.</w:t>
-      </w:r>
-    </w:p>
-    <w:bookmarkEnd w:id="42"/>
-    <w:bookmarkStart w:id="43" w:name="poor-irrelevant-citation"/>
+        <w:t xml:space="preserve">Problem</w:t>
+      </w:r>
+      <w:r>
+        <w:t xml:space="preserve">: This claim is stated as fact without any support.</w:t>
+      </w:r>
+    </w:p>
+    <w:bookmarkEnd w:id="52"/>
+    <w:bookmarkStart w:id="53" w:name="better-citation-provided"/>
     <w:p>
       <w:pPr>
         <w:pStyle w:val="Heading3"/>
       </w:pPr>
       <w:r>
-        <w:t xml:space="preserve">13.4 Poor (irrelevant citation)</w:t>
+        <w:t xml:space="preserve">19.2 Better (citation provided)</w:t>
       </w:r>
     </w:p>
     <w:p>
@@ -3667,13 +4828,13 @@
         <w:pStyle w:val="BlockText"/>
       </w:pPr>
       <w:r>
-        <w:t xml:space="preserve">Python is the most popular programming language for data science</w:t>
-      </w:r>
-      <w:r>
-        <w:t xml:space="preserve"> </w:t>
-      </w:r>
-      <w:r>
-        <w:t xml:space="preserve">(Knuth 1984)</w:t>
+        <w:t xml:space="preserve">Machine learning models often perform poorly on small datasets</w:t>
+      </w:r>
+      <w:r>
+        <w:t xml:space="preserve"> </w:t>
+      </w:r>
+      <w:r>
+        <w:t xml:space="preserve">(Vapnik 1998; Hawkins 2004)</w:t>
       </w:r>
       <w:r>
         <w:t xml:space="preserve">.</w:t>
@@ -3688,20 +4849,20 @@
           <w:b/>
           <w:bCs/>
         </w:rPr>
-        <w:t xml:space="preserve">Problem</w:t>
-      </w:r>
-      <w:r>
-        <w:t xml:space="preserve">: Knuth’s 1984 paper on literate programming doesn’t address Python or data science.</w:t>
-      </w:r>
-    </w:p>
-    <w:bookmarkEnd w:id="43"/>
-    <w:bookmarkStart w:id="44" w:name="better-relevant-citation"/>
+        <w:t xml:space="preserve">Improvement</w:t>
+      </w:r>
+      <w:r>
+        <w:t xml:space="preserve">: Citations provide evidence for the claim.</w:t>
+      </w:r>
+    </w:p>
+    <w:bookmarkEnd w:id="53"/>
+    <w:bookmarkStart w:id="54" w:name="best-citation-with-context"/>
     <w:p>
       <w:pPr>
         <w:pStyle w:val="Heading3"/>
       </w:pPr>
       <w:r>
-        <w:t xml:space="preserve">13.5 Better (relevant citation)</w:t>
+        <w:t xml:space="preserve">19.3 Best (citation with context)</w:t>
       </w:r>
     </w:p>
     <w:p>
@@ -3709,13 +4870,25 @@
         <w:pStyle w:val="BlockText"/>
       </w:pPr>
       <w:r>
-        <w:t xml:space="preserve">Python is the most popular programming language for data science</w:t>
-      </w:r>
-      <w:r>
-        <w:t xml:space="preserve"> </w:t>
-      </w:r>
-      <w:r>
-        <w:t xml:space="preserve">(Stack Overflow 2024)</w:t>
+        <w:t xml:space="preserve">Machine learning models often perform poorly on small datasets.</w:t>
+      </w:r>
+      <w:r>
+        <w:t xml:space="preserve"> </w:t>
+      </w:r>
+      <w:r>
+        <w:t xml:space="preserve">Vapnik (1998) showed that the generalization error of learning algorithms typically decreases as training set size increases,</w:t>
+      </w:r>
+      <w:r>
+        <w:t xml:space="preserve"> </w:t>
+      </w:r>
+      <w:r>
+        <w:t xml:space="preserve">and Hawkins (2004) demonstrated that complex models are particularly prone to overfitting when trained on limited data</w:t>
+      </w:r>
+      <w:r>
+        <w:t xml:space="preserve"> </w:t>
+      </w:r>
+      <w:r>
+        <w:t xml:space="preserve">(Vapnik 1998; Hawkins 2004)</w:t>
       </w:r>
       <w:r>
         <w:t xml:space="preserve">.</w:t>
@@ -3733,18 +4906,102 @@
         <w:t xml:space="preserve">Improvement</w:t>
       </w:r>
       <w:r>
+        <w:t xml:space="preserve">: The specific support each citation provides is explained.</w:t>
+      </w:r>
+    </w:p>
+    <w:bookmarkEnd w:id="54"/>
+    <w:bookmarkStart w:id="55" w:name="poor-irrelevant-citation"/>
+    <w:p>
+      <w:pPr>
+        <w:pStyle w:val="Heading3"/>
+      </w:pPr>
+      <w:r>
+        <w:t xml:space="preserve">19.4 Poor (irrelevant citation)</w:t>
+      </w:r>
+    </w:p>
+    <w:p>
+      <w:pPr>
+        <w:pStyle w:val="BlockText"/>
+      </w:pPr>
+      <w:r>
+        <w:t xml:space="preserve">Python is the most popular programming language for data science</w:t>
+      </w:r>
+      <w:r>
+        <w:t xml:space="preserve"> </w:t>
+      </w:r>
+      <w:r>
+        <w:t xml:space="preserve">(Knuth 1984)</w:t>
+      </w:r>
+      <w:r>
+        <w:t xml:space="preserve">.</w:t>
+      </w:r>
+    </w:p>
+    <w:p>
+      <w:pPr>
+        <w:pStyle w:val="FirstParagraph"/>
+      </w:pPr>
+      <w:r>
+        <w:rPr>
+          <w:b/>
+          <w:bCs/>
+        </w:rPr>
+        <w:t xml:space="preserve">Problem</w:t>
+      </w:r>
+      <w:r>
+        <w:t xml:space="preserve">: Knuth’s 1984 paper on literate programming doesn’t address Python or data science.</w:t>
+      </w:r>
+    </w:p>
+    <w:bookmarkEnd w:id="55"/>
+    <w:bookmarkStart w:id="56" w:name="better-relevant-citation"/>
+    <w:p>
+      <w:pPr>
+        <w:pStyle w:val="Heading3"/>
+      </w:pPr>
+      <w:r>
+        <w:t xml:space="preserve">19.5 Better (relevant citation)</w:t>
+      </w:r>
+    </w:p>
+    <w:p>
+      <w:pPr>
+        <w:pStyle w:val="BlockText"/>
+      </w:pPr>
+      <w:r>
+        <w:t xml:space="preserve">Python is the most popular programming language for data science</w:t>
+      </w:r>
+      <w:r>
+        <w:t xml:space="preserve"> </w:t>
+      </w:r>
+      <w:r>
+        <w:t xml:space="preserve">(Stack Overflow 2024)</w:t>
+      </w:r>
+      <w:r>
+        <w:t xml:space="preserve">.</w:t>
+      </w:r>
+    </w:p>
+    <w:p>
+      <w:pPr>
+        <w:pStyle w:val="FirstParagraph"/>
+      </w:pPr>
+      <w:r>
+        <w:rPr>
+          <w:b/>
+          <w:bCs/>
+        </w:rPr>
+        <w:t xml:space="preserve">Improvement</w:t>
+      </w:r>
+      <w:r>
         <w:t xml:space="preserve">: The citation is to a current survey of programming language usage.</w:t>
       </w:r>
     </w:p>
-    <w:bookmarkEnd w:id="44"/>
-    <w:bookmarkEnd w:id="45"/>
-    <w:bookmarkStart w:id="56" w:name="conclusion"/>
+    <w:bookmarkEnd w:id="56"/>
+    <w:bookmarkEnd w:id="57"/>
+    <w:bookmarkStart w:id="74" w:name="conclusion"/>
     <w:p>
       <w:pPr>
         <w:pStyle w:val="Heading2"/>
       </w:pPr>
       <w:r>
-        <w:t xml:space="preserve">14 Conclusion</w:t>
+        <w:t xml:space="preserve">20 Conclusion</w:t>
       </w:r>
     </w:p>
     <w:p>
@@ -3797,20 +5054,32 @@
         <w:t xml:space="preserve">add a citation or present direct evidence.</w:t>
       </w:r>
     </w:p>
-    <w:bookmarkStart w:id="55" w:name="refs"/>
-    <w:bookmarkStart w:id="47" w:name="ref-hawkins2004"/>
+    <w:bookmarkStart w:id="73" w:name="refs"/>
+    <w:bookmarkStart w:id="59" w:name="ref-bienayme1853"/>
     <w:p>
       <w:pPr>
         <w:pStyle w:val="Bibliography"/>
       </w:pPr>
       <w:r>
-        <w:t xml:space="preserve">Hawkins, Douglas M. 2004.</w:t>
-      </w:r>
-      <w:r>
-        <w:t xml:space="preserve"> </w:t>
-      </w:r>
-      <w:r>
-        <w:t xml:space="preserve">“The Problem of Overfitting.”</w:t>
+        <w:t xml:space="preserve">Bienaymé, Irénée-Jules. 1853.</w:t>
+      </w:r>
+      <w:r>
+        <w:t xml:space="preserve"> </w:t>
+      </w:r>
+      <w:r>
+        <w:t xml:space="preserve">“Considérations à l’appui de La Découverte de</w:t>
+      </w:r>
+      <w:r>
+        <w:t xml:space="preserve"> </w:t>
+      </w:r>
+      <w:r>
+        <w:t xml:space="preserve">Laplace</w:t>
+      </w:r>
+      <w:r>
+        <w:t xml:space="preserve"> </w:t>
+      </w:r>
+      <w:r>
+        <w:t xml:space="preserve">Sur La Loi de Probabilité Dans La Méthode Des Moindres Carrés.”</w:t>
       </w:r>
       <w:r>
         <w:t xml:space="preserve"> </w:t>
@@ -3820,6 +5089,89 @@
           <w:i/>
           <w:iCs/>
         </w:rPr>
+        <w:t xml:space="preserve">Comptes Rendus de l’Académie Des Sciences</w:t>
+      </w:r>
+      <w:r>
+        <w:t xml:space="preserve"> </w:t>
+      </w:r>
+      <w:r>
+        <w:t xml:space="preserve">37: 309–24.</w:t>
+      </w:r>
+      <w:r>
+        <w:t xml:space="preserve"> </w:t>
+      </w:r>
+      <w:hyperlink r:id="rId58">
+        <w:r>
+          <w:rPr>
+            <w:rStyle w:val="Hyperlink"/>
+          </w:rPr>
+          <w:t xml:space="preserve">https://www.numdam.org/item/JMPA_1867_2_12__158_0/</w:t>
+        </w:r>
+      </w:hyperlink>
+      <w:r>
+        <w:t xml:space="preserve">.</w:t>
+      </w:r>
+    </w:p>
+    <w:bookmarkEnd w:id="59"/>
+    <w:bookmarkStart w:id="61" w:name="ref-blitzstein2019introduction"/>
+    <w:p>
+      <w:pPr>
+        <w:pStyle w:val="Bibliography"/>
+      </w:pPr>
+      <w:r>
+        <w:t xml:space="preserve">Blitzstein, Joseph K., and Jessica Hwang. 2019.</w:t>
+      </w:r>
+      <w:r>
+        <w:t xml:space="preserve"> </w:t>
+      </w:r>
+      <w:r>
+        <w:rPr>
+          <w:i/>
+          <w:iCs/>
+        </w:rPr>
+        <w:t xml:space="preserve">Introduction to Probability</w:t>
+      </w:r>
+      <w:r>
+        <w:t xml:space="preserve">. 2nd ed. Chapman; Hall/CRC.</w:t>
+      </w:r>
+      <w:r>
+        <w:t xml:space="preserve"> </w:t>
+      </w:r>
+      <w:hyperlink r:id="rId60">
+        <w:r>
+          <w:rPr>
+            <w:rStyle w:val="Hyperlink"/>
+          </w:rPr>
+          <w:t xml:space="preserve">https://doi.org/10.1201/9780429428357</w:t>
+        </w:r>
+      </w:hyperlink>
+      <w:r>
+        <w:t xml:space="preserve">.</w:t>
+      </w:r>
+    </w:p>
+    <w:bookmarkEnd w:id="61"/>
+    <w:bookmarkStart w:id="63" w:name="ref-hawkins2004"/>
+    <w:p>
+      <w:pPr>
+        <w:pStyle w:val="Bibliography"/>
+      </w:pPr>
+      <w:r>
+        <w:t xml:space="preserve">Hawkins, Douglas M. 2004.</w:t>
+      </w:r>
+      <w:r>
+        <w:t xml:space="preserve"> </w:t>
+      </w:r>
+      <w:r>
+        <w:t xml:space="preserve">“The Problem of Overfitting.”</w:t>
+      </w:r>
+      <w:r>
+        <w:t xml:space="preserve"> </w:t>
+      </w:r>
+      <w:r>
+        <w:rPr>
+          <w:i/>
+          <w:iCs/>
+        </w:rPr>
         <w:t xml:space="preserve">Journal of Chemical Information and Computer Sciences</w:t>
       </w:r>
       <w:r>
@@ -3831,7 +5183,7 @@
       <w:r>
         <w:t xml:space="preserve"> </w:t>
       </w:r>
-      <w:hyperlink r:id="rId46">
+      <w:hyperlink r:id="rId62">
         <w:r>
           <w:rPr>
             <w:rStyle w:val="Hyperlink"/>
@@ -3843,8 +5195,8 @@
         <w:t xml:space="preserve">.</w:t>
       </w:r>
     </w:p>
-    <w:bookmarkEnd w:id="47"/>
-    <w:bookmarkStart w:id="49" w:name="ref-knuth84"/>
+    <w:bookmarkEnd w:id="63"/>
+    <w:bookmarkStart w:id="65" w:name="ref-knuth84"/>
     <w:p>
       <w:pPr>
         <w:pStyle w:val="Bibliography"/>
@@ -3877,7 +5229,7 @@
       <w:r>
         <w:t xml:space="preserve"> </w:t>
       </w:r>
-      <w:hyperlink r:id="rId48">
+      <w:hyperlink r:id="rId64">
         <w:r>
           <w:rPr>
             <w:rStyle w:val="Hyperlink"/>
@@ -3889,8 +5241,8 @@
         <w:t xml:space="preserve">.</w:t>
       </w:r>
     </w:p>
-    <w:bookmarkEnd w:id="49"/>
-    <w:bookmarkStart w:id="50" w:name="ref-mitchell1997"/>
+    <w:bookmarkEnd w:id="65"/>
+    <w:bookmarkStart w:id="66" w:name="ref-mitchell1997"/>
     <w:p>
       <w:pPr>
         <w:pStyle w:val="Bibliography"/>
@@ -3912,8 +5264,8 @@
         <w:t xml:space="preserve">. McGraw-Hill.</w:t>
       </w:r>
     </w:p>
-    <w:bookmarkEnd w:id="50"/>
-    <w:bookmarkStart w:id="52" w:name="ref-stackoverflow2024"/>
+    <w:bookmarkEnd w:id="66"/>
+    <w:bookmarkStart w:id="68" w:name="ref-stackoverflow2024"/>
     <w:p>
       <w:pPr>
         <w:pStyle w:val="Bibliography"/>
@@ -3937,7 +5289,7 @@
       <w:r>
         <w:t xml:space="preserve"> </w:t>
       </w:r>
-      <w:hyperlink r:id="rId51">
+      <w:hyperlink r:id="rId67">
         <w:r>
           <w:rPr>
             <w:rStyle w:val="Hyperlink"/>
@@ -3949,14 +5301,20 @@
         <w:t xml:space="preserve">.</w:t>
       </w:r>
     </w:p>
-    <w:bookmarkEnd w:id="52"/>
-    <w:bookmarkStart w:id="54" w:name="ref-vapnik1998"/>
+    <w:bookmarkEnd w:id="68"/>
+    <w:bookmarkStart w:id="70" w:name="ref-tchebichef1867"/>
     <w:p>
       <w:pPr>
         <w:pStyle w:val="Bibliography"/>
       </w:pPr>
       <w:r>
-        <w:t xml:space="preserve">Vapnik, Vladimir N. 1998.</w:t>
+        <w:t xml:space="preserve">Tchébychef, P. L. 1867.</w:t>
+      </w:r>
+      <w:r>
+        <w:t xml:space="preserve"> </w:t>
+      </w:r>
+      <w:r>
+        <w:t xml:space="preserve">“Des Valeurs Moyennes.”</w:t>
       </w:r>
       <w:r>
         <w:t xml:space="preserve"> </w:t>
@@ -3966,6 +5324,43 @@
           <w:i/>
           <w:iCs/>
         </w:rPr>
+        <w:t xml:space="preserve">Journal de Mathématiques Pures Et Appliquées</w:t>
+      </w:r>
+      <w:r>
+        <w:t xml:space="preserve">, 2nd series, vol. 12: 177–84.</w:t>
+      </w:r>
+      <w:r>
+        <w:t xml:space="preserve"> </w:t>
+      </w:r>
+      <w:hyperlink r:id="rId69">
+        <w:r>
+          <w:rPr>
+            <w:rStyle w:val="Hyperlink"/>
+          </w:rPr>
+          <w:t xml:space="preserve">https://www.numdam.org/item/JMPA_1867_2_12__177_0/</w:t>
+        </w:r>
+      </w:hyperlink>
+      <w:r>
+        <w:t xml:space="preserve">.</w:t>
+      </w:r>
+    </w:p>
+    <w:bookmarkEnd w:id="70"/>
+    <w:bookmarkStart w:id="72" w:name="ref-vapnik1998"/>
+    <w:p>
+      <w:pPr>
+        <w:pStyle w:val="Bibliography"/>
+      </w:pPr>
+      <w:r>
+        <w:t xml:space="preserve">Vapnik, Vladimir N. 1998.</w:t>
+      </w:r>
+      <w:r>
+        <w:t xml:space="preserve"> </w:t>
+      </w:r>
+      <w:r>
+        <w:rPr>
+          <w:i/>
+          <w:iCs/>
+        </w:rPr>
         <w:t xml:space="preserve">Statistical Learning Theory</w:t>
       </w:r>
       <w:r>
@@ -3974,7 +5369,7 @@
       <w:r>
         <w:t xml:space="preserve"> </w:t>
       </w:r>
-      <w:hyperlink r:id="rId53">
+      <w:hyperlink r:id="rId71">
         <w:r>
           <w:rPr>
             <w:rStyle w:val="Hyperlink"/>
@@ -3986,9 +5381,9 @@
         <w:t xml:space="preserve">.</w:t>
       </w:r>
     </w:p>
-    <w:bookmarkEnd w:id="54"/>
-    <w:bookmarkEnd w:id="55"/>
-    <w:bookmarkEnd w:id="56"/>
+    <w:bookmarkEnd w:id="72"/>
+    <w:bookmarkEnd w:id="73"/>
+    <w:bookmarkEnd w:id="74"/>
     <w:sectPr>
       <w:footnotePr>
         <w:numRestart w:val="eachSect"/>
@@ -4336,6 +5731,9 @@
     <w:abstractNumId w:val="991"/>
   </w:num>
   <w:num w:numId="1016">
+    <w:abstractNumId w:val="991"/>
+  </w:num>
+  <w:num w:numId="1017">
     <w:abstractNumId w:val="99411"/>
     <w:lvlOverride w:ilvl="0">
       <w:startOverride w:val="1"/>
@@ -4365,13 +5763,22 @@
       <w:startOverride w:val="1"/>
     </w:lvlOverride>
   </w:num>
-  <w:num w:numId="1017">
-    <w:abstractNumId w:val="991"/>
-  </w:num>
   <w:num w:numId="1018">
     <w:abstractNumId w:val="991"/>
   </w:num>
   <w:num w:numId="1019">
+    <w:abstractNumId w:val="991"/>
+  </w:num>
+  <w:num w:numId="1020">
+    <w:abstractNumId w:val="991"/>
+  </w:num>
+  <w:num w:numId="1021">
+    <w:abstractNumId w:val="991"/>
+  </w:num>
+  <w:num w:numId="1022">
+    <w:abstractNumId w:val="991"/>
+  </w:num>
+  <w:num w:numId="1023">
     <w:abstractNumId w:val="991"/>
   </w:num>
 </w:numbering>
